--- a/微生物学(Microbiology)/重点总结/4 细菌的类群.docx
+++ b/微生物学(Microbiology)/重点总结/4 细菌的类群.docx
@@ -69,6 +69,7 @@
           <w:rFonts w:ascii="Times New Roman" w:eastAsia="KaiTi" w:hAnsi="Times New Roman" w:cs="Times New Roman"/>
           <w:b/>
           <w:bCs/>
+          <w:noProof/>
           <w:sz w:val="28"/>
           <w:szCs w:val="36"/>
         </w:rPr>
@@ -149,7 +150,7 @@
         <w:spacing w:line="276" w:lineRule="auto"/>
         <w:jc w:val="left"/>
         <w:rPr>
-          <w:rFonts w:ascii="Times New Roman" w:eastAsia="KaiTi" w:hAnsi="Times New Roman" w:cs="Times New Roman" w:hint="eastAsia"/>
+          <w:rFonts w:ascii="Times New Roman" w:eastAsia="KaiTi" w:hAnsi="Times New Roman" w:cs="Times New Roman"/>
           <w:b/>
           <w:bCs/>
         </w:rPr>
@@ -198,7 +199,29 @@
           <w:rFonts w:ascii="Times New Roman" w:eastAsia="KaiTi" w:hAnsi="Times New Roman" w:cs="Times New Roman" w:hint="eastAsia"/>
           <w:lang w:val="en-US"/>
         </w:rPr>
-        <w:t>概念</w:t>
+        <w:t>特点</w:t>
+      </w:r>
+    </w:p>
+    <w:p>
+      <w:pPr>
+        <w:pStyle w:val="ListParagraph"/>
+        <w:numPr>
+          <w:ilvl w:val="0"/>
+          <w:numId w:val="2"/>
+        </w:numPr>
+        <w:spacing w:line="276" w:lineRule="auto"/>
+        <w:ind w:firstLineChars="0"/>
+        <w:rPr>
+          <w:rFonts w:ascii="Times New Roman" w:eastAsia="KaiTi" w:hAnsi="Times New Roman" w:cs="Times New Roman"/>
+          <w:lang w:val="en-US"/>
+        </w:rPr>
+      </w:pPr>
+      <w:r>
+        <w:rPr>
+          <w:rFonts w:ascii="Times New Roman" w:eastAsia="KaiTi" w:hAnsi="Times New Roman" w:cs="Times New Roman" w:hint="eastAsia"/>
+          <w:lang w:val="en-US"/>
+        </w:rPr>
+        <w:t>形态结构</w:t>
       </w:r>
     </w:p>
     <w:p>
@@ -220,21 +243,29 @@
           <w:rFonts w:ascii="Times New Roman" w:eastAsia="KaiTi" w:hAnsi="Times New Roman" w:cs="Times New Roman" w:hint="eastAsia"/>
           <w:lang w:val="en-US"/>
         </w:rPr>
-        <w:t>具有菌丝、以孢子进行繁殖的大多数为</w:t>
+        <w:t>细胞形态</w:t>
       </w:r>
+    </w:p>
+    <w:p>
+      <w:pPr>
+        <w:pStyle w:val="ListParagraph"/>
+        <w:numPr>
+          <w:ilvl w:val="0"/>
+          <w:numId w:val="3"/>
+        </w:numPr>
+        <w:spacing w:line="276" w:lineRule="auto"/>
+        <w:ind w:firstLineChars="0"/>
+        <w:rPr>
+          <w:rFonts w:ascii="Times New Roman" w:eastAsia="KaiTi" w:hAnsi="Times New Roman" w:cs="Times New Roman" w:hint="eastAsia"/>
+          <w:lang w:val="en-US"/>
+        </w:rPr>
+      </w:pPr>
       <w:r>
         <w:rPr>
-          <w:rFonts w:ascii="Times New Roman" w:eastAsia="KaiTi" w:hAnsi="Times New Roman" w:cs="Times New Roman"/>
-          <w:lang w:val="en-US"/>
-        </w:rPr>
-        <w:t>G+</w:t>
-      </w:r>
-      <w:r>
-        <w:rPr>
           <w:rFonts w:ascii="Times New Roman" w:eastAsia="KaiTi" w:hAnsi="Times New Roman" w:cs="Times New Roman" w:hint="eastAsia"/>
           <w:lang w:val="en-US"/>
         </w:rPr>
-        <w:t>的细菌</w:t>
+        <w:t>菌落形态</w:t>
       </w:r>
     </w:p>
     <w:p>
@@ -256,261 +287,14 @@
           <w:rFonts w:ascii="Times New Roman" w:eastAsia="KaiTi" w:hAnsi="Times New Roman" w:cs="Times New Roman" w:hint="eastAsia"/>
           <w:lang w:val="en-US"/>
         </w:rPr>
-        <w:t>形态结构</w:t>
-      </w:r>
-    </w:p>
-    <w:p>
-      <w:pPr>
-        <w:pStyle w:val="ListParagraph"/>
-        <w:numPr>
-          <w:ilvl w:val="0"/>
-          <w:numId w:val="3"/>
-        </w:numPr>
-        <w:spacing w:line="276" w:lineRule="auto"/>
-        <w:ind w:firstLineChars="0"/>
-        <w:rPr>
-          <w:rFonts w:ascii="Times New Roman" w:eastAsia="KaiTi" w:hAnsi="Times New Roman" w:cs="Times New Roman"/>
-          <w:lang w:val="en-US"/>
-        </w:rPr>
-      </w:pPr>
-      <w:r>
-        <w:rPr>
-          <w:rFonts w:ascii="Times New Roman" w:eastAsia="KaiTi" w:hAnsi="Times New Roman" w:cs="Times New Roman" w:hint="eastAsia"/>
-          <w:lang w:val="en-US"/>
-        </w:rPr>
-        <w:t>细胞形态</w:t>
-      </w:r>
-    </w:p>
-    <w:p>
-      <w:pPr>
-        <w:pStyle w:val="ListParagraph"/>
-        <w:numPr>
-          <w:ilvl w:val="0"/>
-          <w:numId w:val="4"/>
-        </w:numPr>
-        <w:spacing w:line="276" w:lineRule="auto"/>
-        <w:ind w:firstLineChars="0"/>
-        <w:rPr>
-          <w:rFonts w:ascii="Times New Roman" w:eastAsia="KaiTi" w:hAnsi="Times New Roman" w:cs="Times New Roman"/>
-          <w:lang w:val="en-US"/>
-        </w:rPr>
-      </w:pPr>
-      <w:r>
-        <w:rPr>
-          <w:rFonts w:ascii="Times New Roman" w:eastAsia="KaiTi" w:hAnsi="Times New Roman" w:cs="Times New Roman" w:hint="eastAsia"/>
-          <w:lang w:val="en-US"/>
-        </w:rPr>
-        <w:t>单细胞，大多由分枝发达的菌丝组成</w:t>
-      </w:r>
-    </w:p>
-    <w:p>
-      <w:pPr>
-        <w:pStyle w:val="ListParagraph"/>
-        <w:numPr>
-          <w:ilvl w:val="0"/>
-          <w:numId w:val="4"/>
-        </w:numPr>
-        <w:spacing w:line="276" w:lineRule="auto"/>
-        <w:ind w:firstLineChars="0"/>
-        <w:rPr>
-          <w:rFonts w:ascii="Times New Roman" w:eastAsia="KaiTi" w:hAnsi="Times New Roman" w:cs="Times New Roman"/>
-          <w:lang w:val="en-US"/>
-        </w:rPr>
-      </w:pPr>
-      <w:r>
-        <w:rPr>
-          <w:rFonts w:ascii="Times New Roman" w:eastAsia="KaiTi" w:hAnsi="Times New Roman" w:cs="Times New Roman" w:hint="eastAsia"/>
-          <w:lang w:val="en-US"/>
-        </w:rPr>
-        <w:t>菌丝直径与杆菌类似，约</w:t>
+        <w:t>生活史</w:t>
       </w:r>
       <w:r>
         <w:rPr>
           <w:rFonts w:ascii="Times New Roman" w:eastAsia="KaiTi" w:hAnsi="Times New Roman" w:cs="Times New Roman" w:hint="eastAsia"/>
           <w:lang w:val="en-US"/>
         </w:rPr>
-        <w:t>1</w:t>
-      </w:r>
-      <w:r>
-        <w:rPr>
-          <w:rFonts w:ascii="Times New Roman" w:eastAsia="KaiTi" w:hAnsi="Times New Roman" w:cs="Times New Roman"/>
-          <w:lang w:val="en-US"/>
-        </w:rPr>
-        <w:t xml:space="preserve"> </w:t>
-      </w:r>
-      <w:r>
-        <w:rPr>
-          <w:rFonts w:ascii="Times New Roman" w:eastAsia="KaiTi" w:hAnsi="Times New Roman" w:cs="Times New Roman" w:hint="eastAsia"/>
-          <w:lang w:val="en-US"/>
-        </w:rPr>
-        <w:t>u</w:t>
-      </w:r>
-      <w:r>
-        <w:rPr>
-          <w:rFonts w:ascii="Times New Roman" w:eastAsia="KaiTi" w:hAnsi="Times New Roman" w:cs="Times New Roman" w:hint="eastAsia"/>
-          <w:lang w:val="en-US"/>
-        </w:rPr>
-        <w:t>m</w:t>
-      </w:r>
-    </w:p>
-    <w:p>
-      <w:pPr>
-        <w:pStyle w:val="ListParagraph"/>
-        <w:numPr>
-          <w:ilvl w:val="0"/>
-          <w:numId w:val="4"/>
-        </w:numPr>
-        <w:spacing w:line="276" w:lineRule="auto"/>
-        <w:ind w:firstLineChars="0"/>
-        <w:rPr>
-          <w:rFonts w:ascii="Times New Roman" w:eastAsia="KaiTi" w:hAnsi="Times New Roman" w:cs="Times New Roman"/>
-          <w:lang w:val="en-US"/>
-        </w:rPr>
-      </w:pPr>
-      <w:r>
-        <w:rPr>
-          <w:rFonts w:ascii="Times New Roman" w:eastAsia="KaiTi" w:hAnsi="Times New Roman" w:cs="Times New Roman" w:hint="eastAsia"/>
-          <w:lang w:val="en-US"/>
-        </w:rPr>
-        <w:t>菌丝的分类</w:t>
-      </w:r>
-    </w:p>
-    <w:p>
-      <w:pPr>
-        <w:pStyle w:val="ListParagraph"/>
-        <w:numPr>
-          <w:ilvl w:val="0"/>
-          <w:numId w:val="5"/>
-        </w:numPr>
-        <w:spacing w:line="276" w:lineRule="auto"/>
-        <w:ind w:firstLineChars="0"/>
-        <w:rPr>
-          <w:rFonts w:ascii="Times New Roman" w:eastAsia="KaiTi" w:hAnsi="Times New Roman" w:cs="Times New Roman"/>
-          <w:lang w:val="en-US"/>
-        </w:rPr>
-      </w:pPr>
-      <w:r>
-        <w:rPr>
-          <w:rFonts w:ascii="Times New Roman" w:eastAsia="KaiTi" w:hAnsi="Times New Roman" w:cs="Times New Roman" w:hint="eastAsia"/>
-          <w:lang w:val="en-US"/>
-        </w:rPr>
-        <w:t>营养菌丝：匍匐生长于培养基内，吸收营养</w:t>
-      </w:r>
-    </w:p>
-    <w:p>
-      <w:pPr>
-        <w:pStyle w:val="ListParagraph"/>
-        <w:numPr>
-          <w:ilvl w:val="0"/>
-          <w:numId w:val="5"/>
-        </w:numPr>
-        <w:spacing w:line="276" w:lineRule="auto"/>
-        <w:ind w:firstLineChars="0"/>
-        <w:rPr>
-          <w:rFonts w:ascii="Times New Roman" w:eastAsia="KaiTi" w:hAnsi="Times New Roman" w:cs="Times New Roman" w:hint="eastAsia"/>
-          <w:lang w:val="en-US"/>
-        </w:rPr>
-      </w:pPr>
-      <w:r>
-        <w:rPr>
-          <w:rFonts w:ascii="Times New Roman" w:eastAsia="KaiTi" w:hAnsi="Times New Roman" w:cs="Times New Roman" w:hint="eastAsia"/>
-          <w:lang w:val="en-US"/>
-        </w:rPr>
-        <w:t>气生菌丝：</w:t>
-      </w:r>
-      <w:r>
-        <w:rPr>
-          <w:rFonts w:ascii="Times New Roman" w:eastAsia="KaiTi" w:hAnsi="Times New Roman" w:cs="Times New Roman" w:hint="eastAsia"/>
-          <w:lang w:val="en-US"/>
-        </w:rPr>
-        <w:t>营养菌丝发育后期形成，放射状，覆盖菌落表面</w:t>
-      </w:r>
-    </w:p>
-    <w:p>
-      <w:pPr>
-        <w:pStyle w:val="ListParagraph"/>
-        <w:numPr>
-          <w:ilvl w:val="0"/>
-          <w:numId w:val="5"/>
-        </w:numPr>
-        <w:spacing w:line="276" w:lineRule="auto"/>
-        <w:ind w:firstLineChars="0"/>
-        <w:rPr>
-          <w:rFonts w:ascii="Times New Roman" w:eastAsia="KaiTi" w:hAnsi="Times New Roman" w:cs="Times New Roman"/>
-          <w:lang w:val="en-US"/>
-        </w:rPr>
-      </w:pPr>
-      <w:r>
-        <w:rPr>
-          <w:rFonts w:ascii="Times New Roman" w:eastAsia="KaiTi" w:hAnsi="Times New Roman" w:cs="Times New Roman" w:hint="eastAsia"/>
-          <w:lang w:val="en-US"/>
-        </w:rPr>
-        <w:t>孢子丝</w:t>
-      </w:r>
-      <w:r>
-        <w:rPr>
-          <w:rFonts w:ascii="Times New Roman" w:eastAsia="KaiTi" w:hAnsi="Times New Roman" w:cs="Times New Roman" w:hint="eastAsia"/>
-          <w:lang w:val="en-US"/>
-        </w:rPr>
-        <w:t>：气生菌丝发育后期形成，可分化出形成孢子的菌丝</w:t>
-      </w:r>
-    </w:p>
-    <w:p>
-      <w:pPr>
-        <w:pStyle w:val="ListParagraph"/>
-        <w:numPr>
-          <w:ilvl w:val="0"/>
-          <w:numId w:val="3"/>
-        </w:numPr>
-        <w:spacing w:line="276" w:lineRule="auto"/>
-        <w:ind w:firstLineChars="0"/>
-        <w:rPr>
-          <w:rFonts w:ascii="Times New Roman" w:eastAsia="KaiTi" w:hAnsi="Times New Roman" w:cs="Times New Roman"/>
-          <w:lang w:val="en-US"/>
-        </w:rPr>
-      </w:pPr>
-      <w:r>
-        <w:rPr>
-          <w:rFonts w:ascii="Times New Roman" w:eastAsia="KaiTi" w:hAnsi="Times New Roman" w:cs="Times New Roman" w:hint="eastAsia"/>
-          <w:lang w:val="en-US"/>
-        </w:rPr>
-        <w:t>菌落形态</w:t>
-      </w:r>
-    </w:p>
-    <w:p>
-      <w:pPr>
-        <w:pStyle w:val="ListParagraph"/>
-        <w:numPr>
-          <w:ilvl w:val="0"/>
-          <w:numId w:val="6"/>
-        </w:numPr>
-        <w:spacing w:line="276" w:lineRule="auto"/>
-        <w:ind w:firstLineChars="0"/>
-        <w:rPr>
-          <w:rFonts w:ascii="Times New Roman" w:eastAsia="KaiTi" w:hAnsi="Times New Roman" w:cs="Times New Roman"/>
-          <w:lang w:val="en-US"/>
-        </w:rPr>
-      </w:pPr>
-      <w:r>
-        <w:rPr>
-          <w:rFonts w:ascii="Times New Roman" w:eastAsia="KaiTi" w:hAnsi="Times New Roman" w:cs="Times New Roman" w:hint="eastAsia"/>
-          <w:lang w:val="en-US"/>
-        </w:rPr>
-        <w:t>能产生大量分枝和气生菌丝的菌种</w:t>
-      </w:r>
-      <w:r>
-        <w:rPr>
-          <w:rFonts w:ascii="Times New Roman" w:eastAsia="KaiTi" w:hAnsi="Times New Roman" w:cs="Times New Roman" w:hint="eastAsia"/>
-          <w:lang w:val="en-US"/>
-        </w:rPr>
-        <w:t>（</w:t>
-      </w:r>
-      <w:r>
-        <w:rPr>
-          <w:rFonts w:ascii="Times New Roman" w:eastAsia="KaiTi" w:hAnsi="Times New Roman" w:cs="Times New Roman" w:hint="eastAsia"/>
-          <w:lang w:val="en-US"/>
-        </w:rPr>
-        <w:t>如链霉菌</w:t>
+        <w:t>（繁殖方式、孢子形成方式</w:t>
       </w:r>
       <w:r>
         <w:rPr>
@@ -525,7 +309,7 @@
         <w:pStyle w:val="ListParagraph"/>
         <w:numPr>
           <w:ilvl w:val="0"/>
-          <w:numId w:val="7"/>
+          <w:numId w:val="28"/>
         </w:numPr>
         <w:spacing w:line="276" w:lineRule="auto"/>
         <w:ind w:firstLineChars="0"/>
@@ -539,21 +323,7 @@
           <w:rFonts w:ascii="Times New Roman" w:eastAsia="KaiTi" w:hAnsi="Times New Roman" w:cs="Times New Roman" w:hint="eastAsia"/>
           <w:lang w:val="en-US"/>
         </w:rPr>
-        <w:t>菌落质地致密，与培养基结合紧密</w:t>
-      </w:r>
-      <w:r>
-        <w:rPr>
-          <w:rFonts w:ascii="Times New Roman" w:eastAsia="KaiTi" w:hAnsi="Times New Roman" w:cs="Times New Roman" w:hint="eastAsia"/>
-          <w:lang w:val="en-US"/>
-        </w:rPr>
-        <w:t>，</w:t>
-      </w:r>
-      <w:r>
-        <w:rPr>
-          <w:rFonts w:ascii="Times New Roman" w:eastAsia="KaiTi" w:hAnsi="Times New Roman" w:cs="Times New Roman" w:hint="eastAsia"/>
-          <w:lang w:val="en-US"/>
-        </w:rPr>
-        <w:t>小而不蔓延，不易挑起或挑起后不易破碎</w:t>
+        <w:t>繁殖方式</w:t>
       </w:r>
     </w:p>
     <w:p>
@@ -561,257 +331,22 @@
         <w:pStyle w:val="ListParagraph"/>
         <w:numPr>
           <w:ilvl w:val="0"/>
-          <w:numId w:val="6"/>
+          <w:numId w:val="28"/>
         </w:numPr>
         <w:spacing w:line="276" w:lineRule="auto"/>
         <w:ind w:firstLineChars="0"/>
         <w:rPr>
-          <w:rFonts w:ascii="Times New Roman" w:eastAsia="KaiTi" w:hAnsi="Times New Roman" w:cs="Times New Roman"/>
+          <w:rFonts w:ascii="Times New Roman" w:eastAsia="KaiTi" w:hAnsi="Times New Roman" w:cs="Times New Roman" w:hint="eastAsia"/>
           <w:lang w:val="en-US"/>
         </w:rPr>
       </w:pPr>
       <w:r>
         <w:rPr>
           <w:rFonts w:ascii="Times New Roman" w:eastAsia="KaiTi" w:hAnsi="Times New Roman" w:cs="Times New Roman" w:hint="eastAsia"/>
-          <w:lang w:val="en-US"/>
-        </w:rPr>
-        <w:t>不能产生大量菌丝体的菌种</w:t>
-      </w:r>
-      <w:r>
-        <w:rPr>
-          <w:rFonts w:ascii="Times New Roman" w:eastAsia="KaiTi" w:hAnsi="Times New Roman" w:cs="Times New Roman" w:hint="eastAsia"/>
-          <w:lang w:val="en-US"/>
-        </w:rPr>
-        <w:t>（如诺卡氏菌）</w:t>
-      </w:r>
-    </w:p>
-    <w:p>
-      <w:pPr>
-        <w:pStyle w:val="ListParagraph"/>
-        <w:numPr>
-          <w:ilvl w:val="0"/>
-          <w:numId w:val="7"/>
-        </w:numPr>
-        <w:spacing w:line="276" w:lineRule="auto"/>
-        <w:ind w:firstLineChars="0"/>
-        <w:rPr>
-          <w:rFonts w:ascii="Times New Roman" w:eastAsia="KaiTi" w:hAnsi="Times New Roman" w:cs="Times New Roman" w:hint="eastAsia"/>
-          <w:lang w:val="en-US"/>
-        </w:rPr>
-      </w:pPr>
-      <w:r>
-        <w:rPr>
-          <w:rFonts w:ascii="Times New Roman" w:eastAsia="KaiTi" w:hAnsi="Times New Roman" w:cs="Times New Roman" w:hint="eastAsia"/>
-          <w:lang w:val="en-US"/>
-        </w:rPr>
-        <w:t>粘着力差，粉质，针挑起易粉碎</w:t>
-      </w:r>
-    </w:p>
-    <w:p>
-      <w:pPr>
-        <w:pStyle w:val="ListParagraph"/>
-        <w:numPr>
-          <w:ilvl w:val="0"/>
-          <w:numId w:val="2"/>
-        </w:numPr>
-        <w:spacing w:line="276" w:lineRule="auto"/>
-        <w:ind w:firstLineChars="0"/>
-        <w:rPr>
-          <w:rFonts w:ascii="Times New Roman" w:eastAsia="KaiTi" w:hAnsi="Times New Roman" w:cs="Times New Roman"/>
-          <w:lang w:val="en-US"/>
-        </w:rPr>
-      </w:pPr>
-      <w:r>
-        <w:rPr>
-          <w:rFonts w:ascii="Times New Roman" w:eastAsia="KaiTi" w:hAnsi="Times New Roman" w:cs="Times New Roman" w:hint="eastAsia"/>
-          <w:lang w:val="en-US"/>
-        </w:rPr>
-        <w:t>生活史</w:t>
-      </w:r>
-    </w:p>
-    <w:p>
-      <w:pPr>
-        <w:pStyle w:val="ListParagraph"/>
-        <w:numPr>
-          <w:ilvl w:val="0"/>
-          <w:numId w:val="3"/>
-        </w:numPr>
-        <w:spacing w:line="276" w:lineRule="auto"/>
-        <w:ind w:firstLineChars="0"/>
-        <w:rPr>
-          <w:rFonts w:ascii="Times New Roman" w:eastAsia="KaiTi" w:hAnsi="Times New Roman" w:cs="Times New Roman"/>
-          <w:lang w:val="en-US"/>
-        </w:rPr>
-      </w:pPr>
-      <w:r>
-        <w:rPr>
-          <w:rFonts w:ascii="Times New Roman" w:eastAsia="KaiTi" w:hAnsi="Times New Roman" w:cs="Times New Roman" w:hint="eastAsia"/>
-          <w:lang w:val="en-US"/>
-        </w:rPr>
-        <w:t>孢子萌发</w:t>
-      </w:r>
-      <w:r>
-        <w:rPr>
-          <w:rFonts w:ascii="Times New Roman" w:eastAsia="KaiTi" w:hAnsi="Times New Roman" w:cs="Times New Roman" w:hint="eastAsia"/>
-          <w:lang w:val="en-US"/>
-        </w:rPr>
-        <w:t>，长出</w:t>
-      </w:r>
-      <w:r>
-        <w:rPr>
-          <w:rFonts w:ascii="Times New Roman" w:eastAsia="KaiTi" w:hAnsi="Times New Roman" w:cs="Times New Roman" w:hint="eastAsia"/>
-          <w:lang w:val="en-US"/>
-        </w:rPr>
-        <w:t>1</w:t>
-      </w:r>
-      <w:r>
-        <w:rPr>
-          <w:rFonts w:ascii="Times New Roman" w:eastAsia="KaiTi" w:hAnsi="Times New Roman" w:cs="Times New Roman"/>
-          <w:lang w:val="en-US"/>
-        </w:rPr>
-        <w:t xml:space="preserve"> – 3</w:t>
-      </w:r>
-      <w:r>
-        <w:rPr>
-          <w:rFonts w:ascii="Times New Roman" w:eastAsia="KaiTi" w:hAnsi="Times New Roman" w:cs="Times New Roman" w:hint="eastAsia"/>
-          <w:lang w:val="en-US"/>
-        </w:rPr>
-        <w:t>个芽管</w:t>
-      </w:r>
-      <w:r>
-        <w:rPr>
-          <w:rFonts w:ascii="Times New Roman" w:eastAsia="KaiTi" w:hAnsi="Times New Roman" w:cs="Times New Roman" w:hint="eastAsia"/>
-          <w:lang w:val="en-US"/>
-        </w:rPr>
-        <w:t xml:space="preserve"> </w:t>
-      </w:r>
-      <w:r>
-        <w:rPr>
-          <w:rFonts w:ascii="Times New Roman" w:eastAsia="KaiTi" w:hAnsi="Times New Roman" w:cs="Times New Roman"/>
-          <w:lang w:val="en-US"/>
-        </w:rPr>
-        <w:t xml:space="preserve">=&gt; </w:t>
-      </w:r>
-      <w:r>
-        <w:rPr>
-          <w:rFonts w:ascii="Times New Roman" w:eastAsia="KaiTi" w:hAnsi="Times New Roman" w:cs="Times New Roman" w:hint="eastAsia"/>
-          <w:lang w:val="en-US"/>
-        </w:rPr>
-        <w:t>营养菌丝体</w:t>
-      </w:r>
-      <w:r>
-        <w:rPr>
-          <w:rFonts w:ascii="Times New Roman" w:eastAsia="KaiTi" w:hAnsi="Times New Roman" w:cs="Times New Roman" w:hint="eastAsia"/>
-          <w:lang w:val="en-US"/>
-        </w:rPr>
-        <w:t xml:space="preserve"> </w:t>
-      </w:r>
-      <w:r>
-        <w:rPr>
-          <w:rFonts w:ascii="Times New Roman" w:eastAsia="KaiTi" w:hAnsi="Times New Roman" w:cs="Times New Roman"/>
-          <w:lang w:val="en-US"/>
-        </w:rPr>
-        <w:t xml:space="preserve">=&gt; </w:t>
-      </w:r>
-      <w:r>
-        <w:rPr>
-          <w:rFonts w:ascii="Times New Roman" w:eastAsia="KaiTi" w:hAnsi="Times New Roman" w:cs="Times New Roman" w:hint="eastAsia"/>
-          <w:lang w:val="en-US"/>
-        </w:rPr>
-        <w:t>气生菌丝体</w:t>
-      </w:r>
-      <w:r>
-        <w:rPr>
-          <w:rFonts w:ascii="Times New Roman" w:eastAsia="KaiTi" w:hAnsi="Times New Roman" w:cs="Times New Roman" w:hint="eastAsia"/>
-          <w:lang w:val="en-US"/>
-        </w:rPr>
-        <w:t xml:space="preserve"> </w:t>
-      </w:r>
-      <w:r>
-        <w:rPr>
-          <w:rFonts w:ascii="Times New Roman" w:eastAsia="KaiTi" w:hAnsi="Times New Roman" w:cs="Times New Roman"/>
-          <w:lang w:val="en-US"/>
-        </w:rPr>
-        <w:t xml:space="preserve">=&gt; </w:t>
-      </w:r>
-      <w:r>
-        <w:rPr>
-          <w:rFonts w:ascii="Times New Roman" w:eastAsia="KaiTi" w:hAnsi="Times New Roman" w:cs="Times New Roman" w:hint="eastAsia"/>
-          <w:lang w:val="en-US"/>
-        </w:rPr>
-        <w:t>孢子丝</w:t>
-      </w:r>
-      <w:r>
-        <w:rPr>
-          <w:rFonts w:ascii="Times New Roman" w:eastAsia="KaiTi" w:hAnsi="Times New Roman" w:cs="Times New Roman" w:hint="eastAsia"/>
-          <w:lang w:val="en-US"/>
-        </w:rPr>
-        <w:t xml:space="preserve"> </w:t>
-      </w:r>
-      <w:r>
-        <w:rPr>
-          <w:rFonts w:ascii="Times New Roman" w:eastAsia="KaiTi" w:hAnsi="Times New Roman" w:cs="Times New Roman"/>
-          <w:lang w:val="en-US"/>
-        </w:rPr>
-        <w:t xml:space="preserve">=&gt; </w:t>
-      </w:r>
-      <w:r>
-        <w:rPr>
-          <w:rFonts w:ascii="Times New Roman" w:eastAsia="KaiTi" w:hAnsi="Times New Roman" w:cs="Times New Roman" w:hint="eastAsia"/>
-          <w:lang w:val="en-US"/>
-        </w:rPr>
-        <w:t>孢子</w:t>
-      </w:r>
-    </w:p>
-    <w:p>
-      <w:pPr>
-        <w:spacing w:line="276" w:lineRule="auto"/>
-        <w:jc w:val="center"/>
-        <w:rPr>
-          <w:rFonts w:ascii="Times New Roman" w:eastAsia="KaiTi" w:hAnsi="Times New Roman" w:cs="Times New Roman"/>
-          <w:lang w:val="en-US"/>
-        </w:rPr>
-      </w:pPr>
-      <w:r>
-        <w:rPr>
-          <w:rFonts w:ascii="Times New Roman" w:eastAsia="KaiTi" w:hAnsi="Times New Roman" w:cs="Times New Roman"/>
-          <w:lang w:val="en-US"/>
-        </w:rPr>
-        <w:drawing>
-          <wp:inline distT="0" distB="0" distL="0" distR="0" wp14:anchorId="32B8F370" wp14:editId="742B7D01">
-            <wp:extent cx="3055620" cy="1593824"/>
-            <wp:effectExtent l="0" t="0" r="5080" b="0"/>
-            <wp:docPr id="3" name="Picture 3"/>
-            <wp:cNvGraphicFramePr>
-              <a:graphicFrameLocks xmlns:a="http://schemas.openxmlformats.org/drawingml/2006/main" noChangeAspect="1"/>
-            </wp:cNvGraphicFramePr>
-            <a:graphic xmlns:a="http://schemas.openxmlformats.org/drawingml/2006/main">
-              <a:graphicData uri="http://schemas.openxmlformats.org/drawingml/2006/picture">
-                <pic:pic xmlns:pic="http://schemas.openxmlformats.org/drawingml/2006/picture">
-                  <pic:nvPicPr>
-                    <pic:cNvPr id="1" name=""/>
-                    <pic:cNvPicPr/>
-                  </pic:nvPicPr>
-                  <pic:blipFill>
-                    <a:blip r:embed="rId6"/>
-                    <a:stretch>
-                      <a:fillRect/>
-                    </a:stretch>
-                  </pic:blipFill>
-                  <pic:spPr>
-                    <a:xfrm>
-                      <a:off x="0" y="0"/>
-                      <a:ext cx="3105150" cy="1619659"/>
-                    </a:xfrm>
-                    <a:prstGeom prst="rect">
-                      <a:avLst/>
-                    </a:prstGeom>
-                  </pic:spPr>
-                </pic:pic>
-              </a:graphicData>
-            </a:graphic>
-          </wp:inline>
-        </w:drawing>
+          <w:color w:val="FF0000"/>
+          <w:lang w:val="en-US"/>
+        </w:rPr>
+        <w:t>孢子形成方式</w:t>
       </w:r>
     </w:p>
     <w:p>
@@ -825,16 +360,15 @@
         <w:ind w:firstLineChars="0"/>
         <w:jc w:val="left"/>
         <w:rPr>
+          <w:rFonts w:ascii="Times New Roman" w:eastAsia="KaiTi" w:hAnsi="Times New Roman" w:cs="Times New Roman"/>
+          <w:lang w:val="en-US"/>
+        </w:rPr>
+      </w:pPr>
+      <w:r>
+        <w:rPr>
           <w:rFonts w:ascii="Times New Roman" w:eastAsia="KaiTi" w:hAnsi="Times New Roman" w:cs="Times New Roman" w:hint="eastAsia"/>
           <w:lang w:val="en-US"/>
         </w:rPr>
-      </w:pPr>
-      <w:r>
-        <w:rPr>
-          <w:rFonts w:ascii="Times New Roman" w:eastAsia="KaiTi" w:hAnsi="Times New Roman" w:cs="Times New Roman" w:hint="eastAsia"/>
-          <w:lang w:val="en-US"/>
-        </w:rPr>
-        <w:lastRenderedPageBreak/>
         <w:t>分布</w:t>
       </w:r>
       <w:r>
@@ -843,6 +377,92 @@
           <w:lang w:val="en-US"/>
         </w:rPr>
         <w:t>（与人类的关系）</w:t>
+      </w:r>
+    </w:p>
+    <w:p>
+      <w:pPr>
+        <w:pStyle w:val="ListParagraph"/>
+        <w:numPr>
+          <w:ilvl w:val="0"/>
+          <w:numId w:val="1"/>
+        </w:numPr>
+        <w:spacing w:line="276" w:lineRule="auto"/>
+        <w:ind w:firstLineChars="0"/>
+        <w:jc w:val="left"/>
+        <w:rPr>
+          <w:rFonts w:ascii="Times New Roman" w:eastAsia="KaiTi" w:hAnsi="Times New Roman" w:cs="Times New Roman"/>
+          <w:lang w:val="en-US"/>
+        </w:rPr>
+      </w:pPr>
+      <w:r>
+        <w:rPr>
+          <w:rFonts w:ascii="Times New Roman" w:eastAsia="KaiTi" w:hAnsi="Times New Roman" w:cs="Times New Roman" w:hint="eastAsia"/>
+          <w:u w:val="single"/>
+          <w:lang w:val="en-US"/>
+        </w:rPr>
+        <w:t>立克次氏体、</w:t>
+      </w:r>
+      <w:r>
+        <w:rPr>
+          <w:rFonts w:ascii="Times New Roman" w:eastAsia="KaiTi" w:hAnsi="Times New Roman" w:cs="Times New Roman" w:hint="eastAsia"/>
+          <w:u w:val="single"/>
+          <w:lang w:val="en-US"/>
+        </w:rPr>
+        <w:t>支原体、</w:t>
+      </w:r>
+      <w:r>
+        <w:rPr>
+          <w:rFonts w:ascii="Times New Roman" w:eastAsia="KaiTi" w:hAnsi="Times New Roman" w:cs="Times New Roman" w:hint="eastAsia"/>
+          <w:u w:val="single"/>
+          <w:lang w:val="en-US"/>
+        </w:rPr>
+        <w:t>衣原体</w:t>
+      </w:r>
+    </w:p>
+    <w:p>
+      <w:pPr>
+        <w:pStyle w:val="ListParagraph"/>
+        <w:numPr>
+          <w:ilvl w:val="0"/>
+          <w:numId w:val="9"/>
+        </w:numPr>
+        <w:spacing w:line="276" w:lineRule="auto"/>
+        <w:ind w:firstLineChars="0"/>
+        <w:jc w:val="left"/>
+        <w:rPr>
+          <w:rFonts w:ascii="Times New Roman" w:eastAsia="KaiTi" w:hAnsi="Times New Roman" w:cs="Times New Roman"/>
+          <w:lang w:val="en-US"/>
+        </w:rPr>
+      </w:pPr>
+      <w:r>
+        <w:rPr>
+          <w:rFonts w:ascii="Times New Roman" w:eastAsia="KaiTi" w:hAnsi="Times New Roman" w:cs="Times New Roman" w:hint="eastAsia"/>
+          <w:lang w:val="en-US"/>
+        </w:rPr>
+        <w:t>特点</w:t>
+      </w:r>
+    </w:p>
+    <w:p>
+      <w:pPr>
+        <w:pStyle w:val="ListParagraph"/>
+        <w:numPr>
+          <w:ilvl w:val="0"/>
+          <w:numId w:val="9"/>
+        </w:numPr>
+        <w:spacing w:line="276" w:lineRule="auto"/>
+        <w:ind w:firstLineChars="0"/>
+        <w:jc w:val="left"/>
+        <w:rPr>
+          <w:rFonts w:ascii="Times New Roman" w:eastAsia="KaiTi" w:hAnsi="Times New Roman" w:cs="Times New Roman"/>
+          <w:lang w:val="en-US"/>
+        </w:rPr>
+      </w:pPr>
+      <w:r>
+        <w:rPr>
+          <w:rFonts w:ascii="Times New Roman" w:eastAsia="KaiTi" w:hAnsi="Times New Roman" w:cs="Times New Roman" w:hint="eastAsia"/>
+          <w:lang w:val="en-US"/>
+        </w:rPr>
+        <w:t>立克次氏体</w:t>
       </w:r>
     </w:p>
     <w:p>
@@ -865,7 +485,7 @@
           <w:rFonts w:ascii="Times New Roman" w:eastAsia="KaiTi" w:hAnsi="Times New Roman" w:cs="Times New Roman" w:hint="eastAsia"/>
           <w:lang w:val="en-US"/>
         </w:rPr>
-        <w:t>广泛存在于自然界（土腥味的来源）</w:t>
+        <w:t>特征</w:t>
       </w:r>
     </w:p>
     <w:p>
@@ -888,7 +508,7 @@
           <w:rFonts w:ascii="Times New Roman" w:eastAsia="KaiTi" w:hAnsi="Times New Roman" w:cs="Times New Roman" w:hint="eastAsia"/>
           <w:lang w:val="en-US"/>
         </w:rPr>
-        <w:t>工业用途</w:t>
+        <w:t>生活史</w:t>
       </w:r>
     </w:p>
     <w:p>
@@ -896,7 +516,7 @@
         <w:pStyle w:val="ListParagraph"/>
         <w:numPr>
           <w:ilvl w:val="0"/>
-          <w:numId w:val="6"/>
+          <w:numId w:val="9"/>
         </w:numPr>
         <w:spacing w:line="276" w:lineRule="auto"/>
         <w:ind w:firstLineChars="0"/>
@@ -911,49 +531,7 @@
           <w:rFonts w:ascii="Times New Roman" w:eastAsia="KaiTi" w:hAnsi="Times New Roman" w:cs="Times New Roman" w:hint="eastAsia"/>
           <w:lang w:val="en-US"/>
         </w:rPr>
-        <w:t>能产生大量</w:t>
-      </w:r>
-      <w:r>
-        <w:rPr>
-          <w:rFonts w:ascii="Times New Roman" w:eastAsia="KaiTi" w:hAnsi="Times New Roman" w:cs="Times New Roman" w:hint="eastAsia"/>
-          <w:lang w:val="en-US"/>
-        </w:rPr>
-        <w:t>、</w:t>
-      </w:r>
-      <w:r>
-        <w:rPr>
-          <w:rFonts w:ascii="Times New Roman" w:eastAsia="KaiTi" w:hAnsi="Times New Roman" w:cs="Times New Roman" w:hint="eastAsia"/>
-          <w:lang w:val="en-US"/>
-        </w:rPr>
-        <w:t>种类繁多的抗生素</w:t>
-      </w:r>
-      <w:r>
-        <w:rPr>
-          <w:rFonts w:ascii="Times New Roman" w:eastAsia="KaiTi" w:hAnsi="Times New Roman" w:cs="Times New Roman" w:hint="eastAsia"/>
-          <w:lang w:val="en-US"/>
-        </w:rPr>
-        <w:t>（</w:t>
-      </w:r>
-      <w:r>
-        <w:rPr>
-          <w:rFonts w:ascii="Times New Roman" w:eastAsia="KaiTi" w:hAnsi="Times New Roman" w:cs="Times New Roman" w:hint="eastAsia"/>
-          <w:lang w:val="en-US"/>
-        </w:rPr>
-        <w:t>90%</w:t>
-      </w:r>
-      <w:r>
-        <w:rPr>
-          <w:rFonts w:ascii="Times New Roman" w:eastAsia="KaiTi" w:hAnsi="Times New Roman" w:cs="Times New Roman" w:hint="eastAsia"/>
-          <w:lang w:val="en-US"/>
-        </w:rPr>
-        <w:t>由链霉菌产生</w:t>
-      </w:r>
-      <w:r>
-        <w:rPr>
-          <w:rFonts w:ascii="Times New Roman" w:eastAsia="KaiTi" w:hAnsi="Times New Roman" w:cs="Times New Roman" w:hint="eastAsia"/>
-          <w:lang w:val="en-US"/>
-        </w:rPr>
-        <w:t>）</w:t>
+        <w:t>衣原体</w:t>
       </w:r>
     </w:p>
     <w:p>
@@ -961,7 +539,7 @@
         <w:pStyle w:val="ListParagraph"/>
         <w:numPr>
           <w:ilvl w:val="0"/>
-          <w:numId w:val="6"/>
+          <w:numId w:val="11"/>
         </w:numPr>
         <w:spacing w:line="276" w:lineRule="auto"/>
         <w:ind w:firstLineChars="0"/>
@@ -976,7 +554,7 @@
           <w:rFonts w:ascii="Times New Roman" w:eastAsia="KaiTi" w:hAnsi="Times New Roman" w:cs="Times New Roman" w:hint="eastAsia"/>
           <w:lang w:val="en-US"/>
         </w:rPr>
-        <w:t>北京棒状杆菌可生产味精</w:t>
+        <w:t>特征</w:t>
       </w:r>
     </w:p>
     <w:p>
@@ -984,7 +562,7 @@
         <w:pStyle w:val="ListParagraph"/>
         <w:numPr>
           <w:ilvl w:val="0"/>
-          <w:numId w:val="3"/>
+          <w:numId w:val="11"/>
         </w:numPr>
         <w:spacing w:line="276" w:lineRule="auto"/>
         <w:ind w:firstLineChars="0"/>
@@ -999,7 +577,7 @@
           <w:rFonts w:ascii="Times New Roman" w:eastAsia="KaiTi" w:hAnsi="Times New Roman" w:cs="Times New Roman" w:hint="eastAsia"/>
           <w:lang w:val="en-US"/>
         </w:rPr>
-        <w:t>致病菌</w:t>
+        <w:t>生活史</w:t>
       </w:r>
     </w:p>
     <w:p>
@@ -1007,7 +585,7 @@
         <w:pStyle w:val="ListParagraph"/>
         <w:numPr>
           <w:ilvl w:val="0"/>
-          <w:numId w:val="8"/>
+          <w:numId w:val="9"/>
         </w:numPr>
         <w:spacing w:line="276" w:lineRule="auto"/>
         <w:ind w:firstLineChars="0"/>
@@ -1022,7 +600,7 @@
           <w:rFonts w:ascii="Times New Roman" w:eastAsia="KaiTi" w:hAnsi="Times New Roman" w:cs="Times New Roman" w:hint="eastAsia"/>
           <w:lang w:val="en-US"/>
         </w:rPr>
-        <w:t>结核分枝杆菌</w:t>
+        <w:t>支原体</w:t>
       </w:r>
     </w:p>
     <w:p>
@@ -1030,7 +608,7 @@
         <w:pStyle w:val="ListParagraph"/>
         <w:numPr>
           <w:ilvl w:val="0"/>
-          <w:numId w:val="8"/>
+          <w:numId w:val="11"/>
         </w:numPr>
         <w:spacing w:line="276" w:lineRule="auto"/>
         <w:ind w:firstLineChars="0"/>
@@ -1045,30 +623,7 @@
           <w:rFonts w:ascii="Times New Roman" w:eastAsia="KaiTi" w:hAnsi="Times New Roman" w:cs="Times New Roman" w:hint="eastAsia"/>
           <w:lang w:val="en-US"/>
         </w:rPr>
-        <w:t>麻风分枝杆菌</w:t>
-      </w:r>
-    </w:p>
-    <w:p>
-      <w:pPr>
-        <w:pStyle w:val="ListParagraph"/>
-        <w:numPr>
-          <w:ilvl w:val="0"/>
-          <w:numId w:val="8"/>
-        </w:numPr>
-        <w:spacing w:line="276" w:lineRule="auto"/>
-        <w:ind w:firstLineChars="0"/>
-        <w:jc w:val="left"/>
-        <w:rPr>
-          <w:rFonts w:ascii="Times New Roman" w:eastAsia="KaiTi" w:hAnsi="Times New Roman" w:cs="Times New Roman"/>
-          <w:lang w:val="en-US"/>
-        </w:rPr>
-      </w:pPr>
-      <w:r>
-        <w:rPr>
-          <w:rFonts w:ascii="Times New Roman" w:eastAsia="KaiTi" w:hAnsi="Times New Roman" w:cs="Times New Roman" w:hint="eastAsia"/>
-          <w:lang w:val="en-US"/>
-        </w:rPr>
-        <w:t>部分链霉菌</w:t>
+        <w:t>特征</w:t>
       </w:r>
     </w:p>
     <w:p>
@@ -1089,65 +644,17 @@
       <w:r>
         <w:rPr>
           <w:rFonts w:ascii="Times New Roman" w:eastAsia="KaiTi" w:hAnsi="Times New Roman" w:cs="Times New Roman" w:hint="eastAsia"/>
-          <w:u w:val="single"/>
-          <w:lang w:val="en-US"/>
-        </w:rPr>
-        <w:t>立克次氏体、</w:t>
-      </w:r>
-      <w:r>
-        <w:rPr>
-          <w:rFonts w:ascii="Times New Roman" w:eastAsia="KaiTi" w:hAnsi="Times New Roman" w:cs="Times New Roman" w:hint="eastAsia"/>
-          <w:u w:val="single"/>
-          <w:lang w:val="en-US"/>
-        </w:rPr>
-        <w:t>支原体、</w:t>
-      </w:r>
-      <w:r>
-        <w:rPr>
-          <w:rFonts w:ascii="Times New Roman" w:eastAsia="KaiTi" w:hAnsi="Times New Roman" w:cs="Times New Roman" w:hint="eastAsia"/>
-          <w:u w:val="single"/>
-          <w:lang w:val="en-US"/>
-        </w:rPr>
-        <w:t>衣原体</w:t>
+          <w:lang w:val="en-US"/>
+        </w:rPr>
+        <w:t>黏细菌</w:t>
       </w:r>
     </w:p>
     <w:p>
       <w:pPr>
-        <w:spacing w:line="276" w:lineRule="auto"/>
-        <w:jc w:val="left"/>
-        <w:rPr>
-          <w:rFonts w:ascii="Times New Roman" w:eastAsia="KaiTi" w:hAnsi="Times New Roman" w:cs="Times New Roman"/>
-          <w:lang w:val="en-US"/>
-        </w:rPr>
-      </w:pPr>
-      <w:r>
-        <w:rPr>
-          <w:rFonts w:ascii="Times New Roman" w:eastAsia="KaiTi" w:hAnsi="Times New Roman" w:cs="Times New Roman" w:hint="eastAsia"/>
-          <w:lang w:val="en-US"/>
-        </w:rPr>
-        <w:t>均为</w:t>
-      </w:r>
-      <w:r>
-        <w:rPr>
-          <w:rFonts w:ascii="Times New Roman" w:eastAsia="KaiTi" w:hAnsi="Times New Roman" w:cs="Times New Roman"/>
-          <w:lang w:val="en-US"/>
-        </w:rPr>
-        <w:t>G-</w:t>
-      </w:r>
-      <w:r>
-        <w:rPr>
-          <w:rFonts w:ascii="Times New Roman" w:eastAsia="KaiTi" w:hAnsi="Times New Roman" w:cs="Times New Roman" w:hint="eastAsia"/>
-          <w:lang w:val="en-US"/>
-        </w:rPr>
-        <w:t>细菌，大小与特性介于一般细菌与病毒之间</w:t>
-      </w:r>
-    </w:p>
-    <w:p>
-      <w:pPr>
         <w:pStyle w:val="ListParagraph"/>
         <w:numPr>
           <w:ilvl w:val="0"/>
-          <w:numId w:val="9"/>
+          <w:numId w:val="17"/>
         </w:numPr>
         <w:spacing w:line="276" w:lineRule="auto"/>
         <w:ind w:firstLineChars="0"/>
@@ -1162,56 +669,7 @@
           <w:rFonts w:ascii="Times New Roman" w:eastAsia="KaiTi" w:hAnsi="Times New Roman" w:cs="Times New Roman" w:hint="eastAsia"/>
           <w:lang w:val="en-US"/>
         </w:rPr>
-        <w:t>立克次氏体（</w:t>
-      </w:r>
-      <w:r>
-        <w:rPr>
-          <w:rFonts w:ascii="Times New Roman" w:eastAsia="KaiTi" w:hAnsi="Times New Roman" w:cs="Times New Roman"/>
-          <w:lang w:val="en-US"/>
-        </w:rPr>
-        <w:t>rickettsia</w:t>
-      </w:r>
-      <w:r>
-        <w:rPr>
-          <w:rFonts w:ascii="Times New Roman" w:eastAsia="KaiTi" w:hAnsi="Times New Roman" w:cs="Times New Roman" w:hint="eastAsia"/>
-          <w:lang w:val="en-US"/>
-        </w:rPr>
-        <w:t>）</w:t>
-      </w:r>
-      <w:r>
-        <w:rPr>
-          <w:rFonts w:ascii="Times New Roman" w:eastAsia="KaiTi" w:hAnsi="Times New Roman" w:cs="Times New Roman" w:hint="eastAsia"/>
-          <w:lang w:val="en-US"/>
-        </w:rPr>
-        <w:t>：斑疹伤寒</w:t>
-      </w:r>
-      <w:r>
-        <w:rPr>
-          <w:rFonts w:ascii="Times New Roman" w:eastAsia="KaiTi" w:hAnsi="Times New Roman" w:cs="Times New Roman" w:hint="eastAsia"/>
-          <w:lang w:val="en-US"/>
-        </w:rPr>
-        <w:t>，羌虫热，</w:t>
-      </w:r>
-      <w:r>
-        <w:rPr>
-          <w:rFonts w:ascii="Times New Roman" w:eastAsia="KaiTi" w:hAnsi="Times New Roman" w:cs="Times New Roman" w:hint="eastAsia"/>
-          <w:lang w:val="en-US"/>
-        </w:rPr>
-        <w:t>Q</w:t>
-      </w:r>
-      <w:r>
-        <w:rPr>
-          <w:rFonts w:ascii="Times New Roman" w:eastAsia="KaiTi" w:hAnsi="Times New Roman" w:cs="Times New Roman" w:hint="eastAsia"/>
-          <w:lang w:val="en-US"/>
-        </w:rPr>
-        <w:t>热</w:t>
-      </w:r>
-      <w:r>
-        <w:rPr>
-          <w:rFonts w:ascii="Times New Roman" w:eastAsia="KaiTi" w:hAnsi="Times New Roman" w:cs="Times New Roman" w:hint="eastAsia"/>
-          <w:lang w:val="en-US"/>
-        </w:rPr>
-        <w:t>的病原体</w:t>
+        <w:t>基本信息</w:t>
       </w:r>
     </w:p>
     <w:p>
@@ -1219,13 +677,13 @@
         <w:pStyle w:val="ListParagraph"/>
         <w:numPr>
           <w:ilvl w:val="0"/>
-          <w:numId w:val="3"/>
+          <w:numId w:val="17"/>
         </w:numPr>
         <w:spacing w:line="276" w:lineRule="auto"/>
         <w:ind w:firstLineChars="0"/>
         <w:jc w:val="left"/>
         <w:rPr>
-          <w:rFonts w:ascii="Times New Roman" w:eastAsia="KaiTi" w:hAnsi="Times New Roman" w:cs="Times New Roman"/>
+          <w:rFonts w:ascii="Times New Roman" w:eastAsia="KaiTi" w:hAnsi="Times New Roman" w:cs="Times New Roman" w:hint="eastAsia"/>
           <w:lang w:val="en-US"/>
         </w:rPr>
       </w:pPr>
@@ -1234,1004 +692,7 @@
           <w:rFonts w:ascii="Times New Roman" w:eastAsia="KaiTi" w:hAnsi="Times New Roman" w:cs="Times New Roman" w:hint="eastAsia"/>
           <w:lang w:val="en-US"/>
         </w:rPr>
-        <w:t>特征</w:t>
-      </w:r>
-    </w:p>
-    <w:p>
-      <w:pPr>
-        <w:pStyle w:val="ListParagraph"/>
-        <w:numPr>
-          <w:ilvl w:val="0"/>
-          <w:numId w:val="10"/>
-        </w:numPr>
-        <w:spacing w:line="276" w:lineRule="auto"/>
-        <w:ind w:firstLineChars="0"/>
-        <w:jc w:val="left"/>
-        <w:rPr>
-          <w:rFonts w:ascii="Times New Roman" w:eastAsia="KaiTi" w:hAnsi="Times New Roman" w:cs="Times New Roman"/>
-          <w:lang w:val="en-US"/>
-        </w:rPr>
-      </w:pPr>
-      <w:r>
-        <w:rPr>
-          <w:rFonts w:ascii="Times New Roman" w:eastAsia="KaiTi" w:hAnsi="Times New Roman" w:cs="Times New Roman" w:hint="eastAsia"/>
-          <w:lang w:val="en-US"/>
-        </w:rPr>
-        <w:t>某些性质与</w:t>
-      </w:r>
-      <w:r>
-        <w:rPr>
-          <w:rFonts w:ascii="Times New Roman" w:eastAsia="KaiTi" w:hAnsi="Times New Roman" w:cs="Times New Roman" w:hint="eastAsia"/>
-          <w:lang w:val="en-US"/>
-        </w:rPr>
-        <w:t>病毒相近</w:t>
-      </w:r>
-    </w:p>
-    <w:p>
-      <w:pPr>
-        <w:pStyle w:val="ListParagraph"/>
-        <w:numPr>
-          <w:ilvl w:val="0"/>
-          <w:numId w:val="7"/>
-        </w:numPr>
-        <w:spacing w:line="276" w:lineRule="auto"/>
-        <w:ind w:firstLineChars="0"/>
-        <w:jc w:val="left"/>
-        <w:rPr>
-          <w:rFonts w:ascii="Times New Roman" w:eastAsia="KaiTi" w:hAnsi="Times New Roman" w:cs="Times New Roman"/>
-          <w:lang w:val="en-US"/>
-        </w:rPr>
-      </w:pPr>
-      <w:r>
-        <w:rPr>
-          <w:rFonts w:ascii="Times New Roman" w:eastAsia="KaiTi" w:hAnsi="Times New Roman" w:cs="Times New Roman" w:hint="eastAsia"/>
-          <w:lang w:val="en-US"/>
-        </w:rPr>
-        <w:t>绝大部分专性寄生活细胞</w:t>
-      </w:r>
-    </w:p>
-    <w:p>
-      <w:pPr>
-        <w:pStyle w:val="ListParagraph"/>
-        <w:numPr>
-          <w:ilvl w:val="0"/>
-          <w:numId w:val="7"/>
-        </w:numPr>
-        <w:spacing w:line="276" w:lineRule="auto"/>
-        <w:ind w:firstLineChars="0"/>
-        <w:jc w:val="left"/>
-        <w:rPr>
-          <w:rFonts w:ascii="Times New Roman" w:eastAsia="KaiTi" w:hAnsi="Times New Roman" w:cs="Times New Roman"/>
-          <w:lang w:val="en-US"/>
-        </w:rPr>
-      </w:pPr>
-      <w:r>
-        <w:rPr>
-          <w:rFonts w:ascii="Times New Roman" w:eastAsia="KaiTi" w:hAnsi="Times New Roman" w:cs="Times New Roman" w:hint="eastAsia"/>
-          <w:lang w:val="en-US"/>
-        </w:rPr>
-        <w:t>体内酶系不完全</w:t>
-      </w:r>
-    </w:p>
-    <w:p>
-      <w:pPr>
-        <w:pStyle w:val="ListParagraph"/>
-        <w:numPr>
-          <w:ilvl w:val="0"/>
-          <w:numId w:val="7"/>
-        </w:numPr>
-        <w:spacing w:line="276" w:lineRule="auto"/>
-        <w:ind w:firstLineChars="0"/>
-        <w:jc w:val="left"/>
-        <w:rPr>
-          <w:rFonts w:ascii="Times New Roman" w:eastAsia="KaiTi" w:hAnsi="Times New Roman" w:cs="Times New Roman"/>
-          <w:lang w:val="en-US"/>
-        </w:rPr>
-      </w:pPr>
-      <w:r>
-        <w:rPr>
-          <w:rFonts w:ascii="Times New Roman" w:eastAsia="KaiTi" w:hAnsi="Times New Roman" w:cs="Times New Roman" w:hint="eastAsia"/>
-          <w:lang w:val="en-US"/>
-        </w:rPr>
-        <w:t>细胞膜比一般细菌的细胞膜疏松，透过性强</w:t>
-      </w:r>
-    </w:p>
-    <w:p>
-      <w:pPr>
-        <w:pStyle w:val="ListParagraph"/>
-        <w:numPr>
-          <w:ilvl w:val="0"/>
-          <w:numId w:val="7"/>
-        </w:numPr>
-        <w:spacing w:line="276" w:lineRule="auto"/>
-        <w:ind w:firstLineChars="0"/>
-        <w:jc w:val="left"/>
-        <w:rPr>
-          <w:rFonts w:ascii="Times New Roman" w:eastAsia="KaiTi" w:hAnsi="Times New Roman" w:cs="Times New Roman"/>
-          <w:lang w:val="en-US"/>
-        </w:rPr>
-      </w:pPr>
-      <w:r>
-        <w:rPr>
-          <w:rFonts w:ascii="Times New Roman" w:eastAsia="KaiTi" w:hAnsi="Times New Roman" w:cs="Times New Roman" w:hint="eastAsia"/>
-          <w:lang w:val="en-US"/>
-        </w:rPr>
-        <w:t>少数</w:t>
-      </w:r>
-      <w:r>
-        <w:rPr>
-          <w:rFonts w:ascii="Times New Roman" w:eastAsia="KaiTi" w:hAnsi="Times New Roman" w:cs="Times New Roman" w:hint="eastAsia"/>
-          <w:lang w:val="en-US"/>
-        </w:rPr>
-        <w:t>能通过</w:t>
-      </w:r>
-      <w:r>
-        <w:rPr>
-          <w:rFonts w:ascii="Times New Roman" w:eastAsia="KaiTi" w:hAnsi="Times New Roman" w:cs="Times New Roman" w:hint="eastAsia"/>
-          <w:lang w:val="en-US"/>
-        </w:rPr>
-        <w:t>细菌</w:t>
-      </w:r>
-      <w:r>
-        <w:rPr>
-          <w:rFonts w:ascii="Times New Roman" w:eastAsia="KaiTi" w:hAnsi="Times New Roman" w:cs="Times New Roman" w:hint="eastAsia"/>
-          <w:lang w:val="en-US"/>
-        </w:rPr>
-        <w:t>过滤器</w:t>
-      </w:r>
-    </w:p>
-    <w:p>
-      <w:pPr>
-        <w:pStyle w:val="ListParagraph"/>
-        <w:numPr>
-          <w:ilvl w:val="0"/>
-          <w:numId w:val="3"/>
-        </w:numPr>
-        <w:spacing w:line="276" w:lineRule="auto"/>
-        <w:ind w:firstLineChars="0"/>
-        <w:jc w:val="left"/>
-        <w:rPr>
-          <w:rFonts w:ascii="Times New Roman" w:eastAsia="KaiTi" w:hAnsi="Times New Roman" w:cs="Times New Roman"/>
-          <w:lang w:val="en-US"/>
-        </w:rPr>
-      </w:pPr>
-      <w:r>
-        <w:rPr>
-          <w:rFonts w:ascii="Times New Roman" w:eastAsia="KaiTi" w:hAnsi="Times New Roman" w:cs="Times New Roman" w:hint="eastAsia"/>
-          <w:lang w:val="en-US"/>
-        </w:rPr>
-        <w:t>生活史：从一种宿主转移到另一种宿主</w:t>
-      </w:r>
-    </w:p>
-    <w:p>
-      <w:pPr>
-        <w:pStyle w:val="ListParagraph"/>
-        <w:numPr>
-          <w:ilvl w:val="0"/>
-          <w:numId w:val="10"/>
-        </w:numPr>
-        <w:spacing w:line="276" w:lineRule="auto"/>
-        <w:ind w:firstLineChars="0"/>
-        <w:jc w:val="left"/>
-        <w:rPr>
-          <w:rFonts w:ascii="Times New Roman" w:eastAsia="KaiTi" w:hAnsi="Times New Roman" w:cs="Times New Roman"/>
-          <w:lang w:val="en-US"/>
-        </w:rPr>
-      </w:pPr>
-      <w:r>
-        <w:rPr>
-          <w:rFonts w:ascii="Times New Roman" w:eastAsia="KaiTi" w:hAnsi="Times New Roman" w:cs="Times New Roman" w:hint="eastAsia"/>
-          <w:lang w:val="en-US"/>
-        </w:rPr>
-        <w:t>主要以节肢动物（虱、蜱、螨等）为媒介</w:t>
-      </w:r>
-      <w:r>
-        <w:rPr>
-          <w:rFonts w:ascii="Times New Roman" w:eastAsia="KaiTi" w:hAnsi="Times New Roman" w:cs="Times New Roman" w:hint="eastAsia"/>
-          <w:lang w:val="en-US"/>
-        </w:rPr>
-        <w:t>（</w:t>
-      </w:r>
-      <w:r>
-        <w:rPr>
-          <w:rFonts w:ascii="Times New Roman" w:eastAsia="KaiTi" w:hAnsi="Times New Roman" w:cs="Times New Roman" w:hint="eastAsia"/>
-          <w:lang w:val="en-US"/>
-        </w:rPr>
-        <w:t>消化道表皮细胞</w:t>
-      </w:r>
-      <w:r>
-        <w:rPr>
-          <w:rFonts w:ascii="Times New Roman" w:eastAsia="KaiTi" w:hAnsi="Times New Roman" w:cs="Times New Roman" w:hint="eastAsia"/>
-          <w:lang w:val="en-US"/>
-        </w:rPr>
-        <w:t>）</w:t>
-      </w:r>
-    </w:p>
-    <w:p>
-      <w:pPr>
-        <w:pStyle w:val="ListParagraph"/>
-        <w:numPr>
-          <w:ilvl w:val="0"/>
-          <w:numId w:val="10"/>
-        </w:numPr>
-        <w:spacing w:line="276" w:lineRule="auto"/>
-        <w:ind w:firstLineChars="0"/>
-        <w:jc w:val="left"/>
-        <w:rPr>
-          <w:rFonts w:ascii="Times New Roman" w:eastAsia="KaiTi" w:hAnsi="Times New Roman" w:cs="Times New Roman"/>
-          <w:lang w:val="en-US"/>
-        </w:rPr>
-      </w:pPr>
-      <w:r>
-        <w:rPr>
-          <w:rFonts w:ascii="Times New Roman" w:eastAsia="KaiTi" w:hAnsi="Times New Roman" w:cs="Times New Roman" w:hint="eastAsia"/>
-          <w:lang w:val="en-US"/>
-        </w:rPr>
-        <w:t>通过节肢动物叮咬及其排泄物传播给人和其他动物</w:t>
-      </w:r>
-      <w:r>
-        <w:rPr>
-          <w:rFonts w:ascii="Times New Roman" w:eastAsia="KaiTi" w:hAnsi="Times New Roman" w:cs="Times New Roman" w:hint="eastAsia"/>
-          <w:lang w:val="en-US"/>
-        </w:rPr>
-        <w:t>（预防为主，难以治疗）</w:t>
-      </w:r>
-    </w:p>
-    <w:p>
-      <w:pPr>
-        <w:pStyle w:val="ListParagraph"/>
-        <w:numPr>
-          <w:ilvl w:val="0"/>
-          <w:numId w:val="9"/>
-        </w:numPr>
-        <w:spacing w:line="276" w:lineRule="auto"/>
-        <w:ind w:firstLineChars="0"/>
-        <w:jc w:val="left"/>
-        <w:rPr>
-          <w:rFonts w:ascii="Times New Roman" w:eastAsia="KaiTi" w:hAnsi="Times New Roman" w:cs="Times New Roman"/>
-          <w:lang w:val="en-US"/>
-        </w:rPr>
-      </w:pPr>
-      <w:r>
-        <w:rPr>
-          <w:rFonts w:ascii="Times New Roman" w:eastAsia="KaiTi" w:hAnsi="Times New Roman" w:cs="Times New Roman" w:hint="eastAsia"/>
-          <w:lang w:val="en-US"/>
-        </w:rPr>
-        <w:t>衣原体（</w:t>
-      </w:r>
-      <w:r>
-        <w:rPr>
-          <w:rFonts w:ascii="Times New Roman" w:eastAsia="KaiTi" w:hAnsi="Times New Roman" w:cs="Times New Roman"/>
-          <w:lang w:val="en-US"/>
-        </w:rPr>
-        <w:t>chlamydia</w:t>
-      </w:r>
-      <w:r>
-        <w:rPr>
-          <w:rFonts w:ascii="Times New Roman" w:eastAsia="KaiTi" w:hAnsi="Times New Roman" w:cs="Times New Roman" w:hint="eastAsia"/>
-          <w:lang w:val="en-US"/>
-        </w:rPr>
-        <w:t>）</w:t>
-      </w:r>
-      <w:r>
-        <w:rPr>
-          <w:rFonts w:ascii="Times New Roman" w:eastAsia="KaiTi" w:hAnsi="Times New Roman" w:cs="Times New Roman" w:hint="eastAsia"/>
-          <w:lang w:val="en-US"/>
-        </w:rPr>
-        <w:t>：</w:t>
-      </w:r>
-      <w:r>
-        <w:rPr>
-          <w:rFonts w:ascii="Times New Roman" w:eastAsia="KaiTi" w:hAnsi="Times New Roman" w:cs="Times New Roman" w:hint="eastAsia"/>
-          <w:lang w:val="en-US"/>
-        </w:rPr>
-        <w:t>广泛寄生于人类、哺乳动物及鸟类，少数致病</w:t>
-      </w:r>
-      <w:r>
-        <w:rPr>
-          <w:rFonts w:ascii="Times New Roman" w:eastAsia="KaiTi" w:hAnsi="Times New Roman" w:cs="Times New Roman" w:hint="eastAsia"/>
-          <w:lang w:val="en-US"/>
-        </w:rPr>
-        <w:t>（沙眼衣原体）</w:t>
-      </w:r>
-    </w:p>
-    <w:p>
-      <w:pPr>
-        <w:pStyle w:val="ListParagraph"/>
-        <w:numPr>
-          <w:ilvl w:val="0"/>
-          <w:numId w:val="11"/>
-        </w:numPr>
-        <w:spacing w:line="276" w:lineRule="auto"/>
-        <w:ind w:firstLineChars="0"/>
-        <w:jc w:val="left"/>
-        <w:rPr>
-          <w:rFonts w:ascii="Times New Roman" w:eastAsia="KaiTi" w:hAnsi="Times New Roman" w:cs="Times New Roman"/>
-          <w:lang w:val="en-US"/>
-        </w:rPr>
-      </w:pPr>
-      <w:r>
-        <w:rPr>
-          <w:rFonts w:ascii="Times New Roman" w:eastAsia="KaiTi" w:hAnsi="Times New Roman" w:cs="Times New Roman" w:hint="eastAsia"/>
-          <w:lang w:val="en-US"/>
-        </w:rPr>
-        <w:t>特征</w:t>
-      </w:r>
-    </w:p>
-    <w:p>
-      <w:pPr>
-        <w:pStyle w:val="ListParagraph"/>
-        <w:numPr>
-          <w:ilvl w:val="0"/>
-          <w:numId w:val="10"/>
-        </w:numPr>
-        <w:spacing w:line="276" w:lineRule="auto"/>
-        <w:ind w:firstLineChars="0"/>
-        <w:jc w:val="left"/>
-        <w:rPr>
-          <w:rFonts w:ascii="Times New Roman" w:eastAsia="KaiTi" w:hAnsi="Times New Roman" w:cs="Times New Roman"/>
-          <w:lang w:val="en-US"/>
-        </w:rPr>
-      </w:pPr>
-      <w:r>
-        <w:rPr>
-          <w:rFonts w:ascii="Times New Roman" w:eastAsia="KaiTi" w:hAnsi="Times New Roman" w:cs="Times New Roman" w:hint="eastAsia"/>
-          <w:lang w:val="en-US"/>
-        </w:rPr>
-        <w:t>某些性质与病毒相近</w:t>
-      </w:r>
-    </w:p>
-    <w:p>
-      <w:pPr>
-        <w:pStyle w:val="ListParagraph"/>
-        <w:numPr>
-          <w:ilvl w:val="0"/>
-          <w:numId w:val="12"/>
-        </w:numPr>
-        <w:spacing w:line="276" w:lineRule="auto"/>
-        <w:ind w:firstLineChars="0"/>
-        <w:jc w:val="left"/>
-        <w:rPr>
-          <w:rFonts w:ascii="Times New Roman" w:eastAsia="KaiTi" w:hAnsi="Times New Roman" w:cs="Times New Roman"/>
-          <w:lang w:val="en-US"/>
-        </w:rPr>
-      </w:pPr>
-      <w:r>
-        <w:rPr>
-          <w:rFonts w:ascii="Times New Roman" w:eastAsia="KaiTi" w:hAnsi="Times New Roman" w:cs="Times New Roman" w:hint="eastAsia"/>
-          <w:lang w:val="en-US"/>
-        </w:rPr>
-        <w:t>球形</w:t>
-      </w:r>
-      <w:r>
-        <w:rPr>
-          <w:rFonts w:ascii="Times New Roman" w:eastAsia="KaiTi" w:hAnsi="Times New Roman" w:cs="Times New Roman" w:hint="eastAsia"/>
-          <w:lang w:val="en-US"/>
-        </w:rPr>
-        <w:t>/</w:t>
-      </w:r>
-      <w:r>
-        <w:rPr>
-          <w:rFonts w:ascii="Times New Roman" w:eastAsia="KaiTi" w:hAnsi="Times New Roman" w:cs="Times New Roman" w:hint="eastAsia"/>
-          <w:lang w:val="en-US"/>
-        </w:rPr>
-        <w:t>椭圆形，能通过细菌过滤器</w:t>
-      </w:r>
-    </w:p>
-    <w:p>
-      <w:pPr>
-        <w:pStyle w:val="ListParagraph"/>
-        <w:numPr>
-          <w:ilvl w:val="0"/>
-          <w:numId w:val="12"/>
-        </w:numPr>
-        <w:spacing w:line="276" w:lineRule="auto"/>
-        <w:ind w:firstLineChars="0"/>
-        <w:jc w:val="left"/>
-        <w:rPr>
-          <w:rFonts w:ascii="Times New Roman" w:eastAsia="KaiTi" w:hAnsi="Times New Roman" w:cs="Times New Roman"/>
-          <w:lang w:val="en-US"/>
-        </w:rPr>
-      </w:pPr>
-      <w:r>
-        <w:rPr>
-          <w:rFonts w:ascii="Times New Roman" w:eastAsia="KaiTi" w:hAnsi="Times New Roman" w:cs="Times New Roman" w:hint="eastAsia"/>
-          <w:lang w:val="en-US"/>
-        </w:rPr>
-        <w:t>专性寄生活细胞</w:t>
-      </w:r>
-    </w:p>
-    <w:p>
-      <w:pPr>
-        <w:pStyle w:val="ListParagraph"/>
-        <w:numPr>
-          <w:ilvl w:val="0"/>
-          <w:numId w:val="12"/>
-        </w:numPr>
-        <w:spacing w:line="276" w:lineRule="auto"/>
-        <w:ind w:firstLineChars="0"/>
-        <w:jc w:val="left"/>
-        <w:rPr>
-          <w:rFonts w:ascii="Times New Roman" w:eastAsia="KaiTi" w:hAnsi="Times New Roman" w:cs="Times New Roman"/>
-          <w:lang w:val="en-US"/>
-        </w:rPr>
-      </w:pPr>
-      <w:r>
-        <w:rPr>
-          <w:rFonts w:ascii="Times New Roman" w:eastAsia="KaiTi" w:hAnsi="Times New Roman" w:cs="Times New Roman" w:hint="eastAsia"/>
-          <w:lang w:val="en-US"/>
-        </w:rPr>
-        <w:t>不耐热，</w:t>
-      </w:r>
-      <w:r>
-        <w:rPr>
-          <w:rFonts w:ascii="Times New Roman" w:eastAsia="KaiTi" w:hAnsi="Times New Roman" w:cs="Times New Roman" w:hint="eastAsia"/>
-          <w:lang w:val="en-US"/>
-        </w:rPr>
-        <w:t>60</w:t>
-      </w:r>
-      <w:r>
-        <w:rPr>
-          <w:rFonts w:ascii="Times New Roman" w:eastAsia="KaiTi" w:hAnsi="Times New Roman" w:cs="Times New Roman" w:hint="eastAsia"/>
-          <w:lang w:val="en-US"/>
-        </w:rPr>
-        <w:t>度</w:t>
-      </w:r>
-      <w:r>
-        <w:rPr>
-          <w:rFonts w:ascii="Times New Roman" w:eastAsia="KaiTi" w:hAnsi="Times New Roman" w:cs="Times New Roman" w:hint="eastAsia"/>
-          <w:lang w:val="en-US"/>
-        </w:rPr>
-        <w:t>10</w:t>
-      </w:r>
-      <w:r>
-        <w:rPr>
-          <w:rFonts w:ascii="Times New Roman" w:eastAsia="KaiTi" w:hAnsi="Times New Roman" w:cs="Times New Roman" w:hint="eastAsia"/>
-          <w:lang w:val="en-US"/>
-        </w:rPr>
-        <w:t>分钟即被灭活</w:t>
-      </w:r>
-    </w:p>
-    <w:p>
-      <w:pPr>
-        <w:pStyle w:val="ListParagraph"/>
-        <w:numPr>
-          <w:ilvl w:val="0"/>
-          <w:numId w:val="11"/>
-        </w:numPr>
-        <w:spacing w:line="276" w:lineRule="auto"/>
-        <w:ind w:firstLineChars="0"/>
-        <w:jc w:val="left"/>
-        <w:rPr>
-          <w:rFonts w:ascii="Times New Roman" w:eastAsia="KaiTi" w:hAnsi="Times New Roman" w:cs="Times New Roman"/>
-          <w:lang w:val="en-US"/>
-        </w:rPr>
-      </w:pPr>
-      <w:r>
-        <w:rPr>
-          <w:rFonts w:ascii="Times New Roman" w:eastAsia="KaiTi" w:hAnsi="Times New Roman" w:cs="Times New Roman" w:hint="eastAsia"/>
-          <w:lang w:val="en-US"/>
-        </w:rPr>
-        <w:t>生活史：</w:t>
-      </w:r>
-      <w:r>
-        <w:rPr>
-          <w:rFonts w:ascii="Times New Roman" w:eastAsia="KaiTi" w:hAnsi="Times New Roman" w:cs="Times New Roman" w:hint="eastAsia"/>
-          <w:lang w:val="en-US"/>
-        </w:rPr>
-        <w:t>存在原体和始体两种形态</w:t>
-      </w:r>
-    </w:p>
-    <w:p>
-      <w:pPr>
-        <w:pStyle w:val="ListParagraph"/>
-        <w:numPr>
-          <w:ilvl w:val="0"/>
-          <w:numId w:val="13"/>
-        </w:numPr>
-        <w:spacing w:line="276" w:lineRule="auto"/>
-        <w:ind w:firstLineChars="0"/>
-        <w:jc w:val="left"/>
-        <w:rPr>
-          <w:rFonts w:ascii="Times New Roman" w:eastAsia="KaiTi" w:hAnsi="Times New Roman" w:cs="Times New Roman"/>
-          <w:lang w:val="en-US"/>
-        </w:rPr>
-      </w:pPr>
-      <w:r>
-        <w:rPr>
-          <w:rFonts w:ascii="Times New Roman" w:eastAsia="KaiTi" w:hAnsi="Times New Roman" w:cs="Times New Roman" w:hint="eastAsia"/>
-          <w:lang w:val="en-US"/>
-        </w:rPr>
-        <w:t>具有感染性的原体通过胞饮作用进入宿主细胞，被宿主细胞膜包围形成空泡</w:t>
-      </w:r>
-    </w:p>
-    <w:p>
-      <w:pPr>
-        <w:pStyle w:val="ListParagraph"/>
-        <w:numPr>
-          <w:ilvl w:val="0"/>
-          <w:numId w:val="13"/>
-        </w:numPr>
-        <w:spacing w:line="276" w:lineRule="auto"/>
-        <w:ind w:firstLineChars="0"/>
-        <w:jc w:val="left"/>
-        <w:rPr>
-          <w:rFonts w:ascii="Times New Roman" w:eastAsia="KaiTi" w:hAnsi="Times New Roman" w:cs="Times New Roman"/>
-          <w:lang w:val="en-US"/>
-        </w:rPr>
-      </w:pPr>
-      <w:r>
-        <w:rPr>
-          <w:rFonts w:ascii="Times New Roman" w:eastAsia="KaiTi" w:hAnsi="Times New Roman" w:cs="Times New Roman" w:hint="eastAsia"/>
-          <w:lang w:val="en-US"/>
-        </w:rPr>
-        <w:t>原体逐渐增大成为始体</w:t>
-      </w:r>
-    </w:p>
-    <w:p>
-      <w:pPr>
-        <w:pStyle w:val="ListParagraph"/>
-        <w:numPr>
-          <w:ilvl w:val="0"/>
-          <w:numId w:val="13"/>
-        </w:numPr>
-        <w:spacing w:line="276" w:lineRule="auto"/>
-        <w:ind w:firstLineChars="0"/>
-        <w:jc w:val="left"/>
-        <w:rPr>
-          <w:rFonts w:ascii="Times New Roman" w:eastAsia="KaiTi" w:hAnsi="Times New Roman" w:cs="Times New Roman"/>
-          <w:lang w:val="en-US"/>
-        </w:rPr>
-      </w:pPr>
-      <w:r>
-        <w:rPr>
-          <w:rFonts w:ascii="Times New Roman" w:eastAsia="KaiTi" w:hAnsi="Times New Roman" w:cs="Times New Roman" w:hint="eastAsia"/>
-          <w:lang w:val="en-US"/>
-        </w:rPr>
-        <w:t>始体无感染性</w:t>
-      </w:r>
-      <w:r>
-        <w:rPr>
-          <w:rFonts w:ascii="Times New Roman" w:eastAsia="KaiTi" w:hAnsi="Times New Roman" w:cs="Times New Roman" w:hint="eastAsia"/>
-          <w:lang w:val="en-US"/>
-        </w:rPr>
-        <w:t>，在</w:t>
-      </w:r>
-      <w:r>
-        <w:rPr>
-          <w:rFonts w:ascii="Times New Roman" w:eastAsia="KaiTi" w:hAnsi="Times New Roman" w:cs="Times New Roman" w:hint="eastAsia"/>
-          <w:lang w:val="en-US"/>
-        </w:rPr>
-        <w:t>空泡中以二分裂方式反复繁殖，形成大量新的原体，积聚于细胞质内</w:t>
-      </w:r>
-      <w:r>
-        <w:rPr>
-          <w:rFonts w:ascii="Times New Roman" w:eastAsia="KaiTi" w:hAnsi="Times New Roman" w:cs="Times New Roman" w:hint="eastAsia"/>
-          <w:lang w:val="en-US"/>
-        </w:rPr>
-        <w:t>，形成</w:t>
-      </w:r>
-      <w:r>
-        <w:rPr>
-          <w:rFonts w:ascii="Times New Roman" w:eastAsia="KaiTi" w:hAnsi="Times New Roman" w:cs="Times New Roman" w:hint="eastAsia"/>
-          <w:lang w:val="en-US"/>
-        </w:rPr>
-        <w:t>各种形状</w:t>
-      </w:r>
-      <w:r>
-        <w:rPr>
-          <w:rFonts w:ascii="Times New Roman" w:eastAsia="KaiTi" w:hAnsi="Times New Roman" w:cs="Times New Roman" w:hint="eastAsia"/>
-          <w:lang w:val="en-US"/>
-        </w:rPr>
-        <w:t>的</w:t>
-      </w:r>
-      <w:r>
-        <w:rPr>
-          <w:rFonts w:ascii="Times New Roman" w:eastAsia="KaiTi" w:hAnsi="Times New Roman" w:cs="Times New Roman" w:hint="eastAsia"/>
-          <w:lang w:val="en-US"/>
-        </w:rPr>
-        <w:t>包涵体</w:t>
-      </w:r>
-    </w:p>
-    <w:p>
-      <w:pPr>
-        <w:pStyle w:val="ListParagraph"/>
-        <w:numPr>
-          <w:ilvl w:val="0"/>
-          <w:numId w:val="13"/>
-        </w:numPr>
-        <w:spacing w:line="276" w:lineRule="auto"/>
-        <w:ind w:firstLineChars="0"/>
-        <w:jc w:val="left"/>
-        <w:rPr>
-          <w:rFonts w:ascii="Times New Roman" w:eastAsia="KaiTi" w:hAnsi="Times New Roman" w:cs="Times New Roman"/>
-          <w:lang w:val="en-US"/>
-        </w:rPr>
-      </w:pPr>
-      <w:r>
-        <w:rPr>
-          <w:rFonts w:ascii="Times New Roman" w:eastAsia="KaiTi" w:hAnsi="Times New Roman" w:cs="Times New Roman" w:hint="eastAsia"/>
-          <w:lang w:val="en-US"/>
-        </w:rPr>
-        <w:t>始体转化成原体，宿主细胞破裂，释放出的原体感染新的细胞</w:t>
-      </w:r>
-    </w:p>
-    <w:p>
-      <w:pPr>
-        <w:pStyle w:val="ListParagraph"/>
-        <w:numPr>
-          <w:ilvl w:val="0"/>
-          <w:numId w:val="9"/>
-        </w:numPr>
-        <w:spacing w:line="276" w:lineRule="auto"/>
-        <w:ind w:firstLineChars="0"/>
-        <w:jc w:val="left"/>
-        <w:rPr>
-          <w:rFonts w:ascii="Times New Roman" w:eastAsia="KaiTi" w:hAnsi="Times New Roman" w:cs="Times New Roman" w:hint="eastAsia"/>
-          <w:lang w:val="en-US"/>
-        </w:rPr>
-      </w:pPr>
-      <w:r>
-        <w:rPr>
-          <w:rFonts w:ascii="Times New Roman" w:eastAsia="KaiTi" w:hAnsi="Times New Roman" w:cs="Times New Roman" w:hint="eastAsia"/>
-          <w:lang w:val="en-US"/>
-        </w:rPr>
-        <w:t>支原体</w:t>
-      </w:r>
-      <w:r>
-        <w:rPr>
-          <w:rFonts w:ascii="Times New Roman" w:eastAsia="KaiTi" w:hAnsi="Times New Roman" w:cs="Times New Roman" w:hint="eastAsia"/>
-          <w:lang w:val="en-US"/>
-        </w:rPr>
-        <w:t>（</w:t>
-      </w:r>
-      <w:r>
-        <w:rPr>
-          <w:rFonts w:ascii="Times New Roman" w:eastAsia="KaiTi" w:hAnsi="Times New Roman" w:cs="Times New Roman" w:hint="eastAsia"/>
-          <w:lang w:val="en-US"/>
-        </w:rPr>
-        <w:t>m</w:t>
-      </w:r>
-      <w:r>
-        <w:rPr>
-          <w:rFonts w:ascii="Times New Roman" w:eastAsia="KaiTi" w:hAnsi="Times New Roman" w:cs="Times New Roman"/>
-          <w:lang w:val="en-US"/>
-        </w:rPr>
-        <w:t>ycoplasma</w:t>
-      </w:r>
-      <w:r>
-        <w:rPr>
-          <w:rFonts w:ascii="Times New Roman" w:eastAsia="KaiTi" w:hAnsi="Times New Roman" w:cs="Times New Roman" w:hint="eastAsia"/>
-          <w:lang w:val="en-US"/>
-        </w:rPr>
-        <w:t>）</w:t>
-      </w:r>
-      <w:r>
-        <w:rPr>
-          <w:rFonts w:ascii="Times New Roman" w:eastAsia="KaiTi" w:hAnsi="Times New Roman" w:cs="Times New Roman" w:hint="eastAsia"/>
-          <w:lang w:val="en-US"/>
-        </w:rPr>
-        <w:t>：一些致病，易污染</w:t>
-      </w:r>
-      <w:r>
-        <w:rPr>
-          <w:rFonts w:ascii="Times New Roman" w:eastAsia="KaiTi" w:hAnsi="Times New Roman" w:cs="Times New Roman" w:hint="eastAsia"/>
-          <w:lang w:val="en-US"/>
-        </w:rPr>
-        <w:t>组织</w:t>
-      </w:r>
-      <w:r>
-        <w:rPr>
-          <w:rFonts w:ascii="Times New Roman" w:eastAsia="KaiTi" w:hAnsi="Times New Roman" w:cs="Times New Roman" w:hint="eastAsia"/>
-          <w:lang w:val="en-US"/>
-        </w:rPr>
-        <w:t>细胞</w:t>
-      </w:r>
-    </w:p>
-    <w:p>
-      <w:pPr>
-        <w:pStyle w:val="ListParagraph"/>
-        <w:numPr>
-          <w:ilvl w:val="0"/>
-          <w:numId w:val="11"/>
-        </w:numPr>
-        <w:spacing w:line="276" w:lineRule="auto"/>
-        <w:ind w:firstLineChars="0"/>
-        <w:jc w:val="left"/>
-        <w:rPr>
-          <w:rFonts w:ascii="Times New Roman" w:eastAsia="KaiTi" w:hAnsi="Times New Roman" w:cs="Times New Roman"/>
-          <w:lang w:val="en-US"/>
-        </w:rPr>
-      </w:pPr>
-      <w:r>
-        <w:rPr>
-          <w:rFonts w:ascii="Times New Roman" w:eastAsia="KaiTi" w:hAnsi="Times New Roman" w:cs="Times New Roman" w:hint="eastAsia"/>
-          <w:lang w:val="en-US"/>
-        </w:rPr>
-        <w:t>特征</w:t>
-      </w:r>
-    </w:p>
-    <w:p>
-      <w:pPr>
-        <w:pStyle w:val="ListParagraph"/>
-        <w:numPr>
-          <w:ilvl w:val="0"/>
-          <w:numId w:val="14"/>
-        </w:numPr>
-        <w:spacing w:line="276" w:lineRule="auto"/>
-        <w:ind w:firstLineChars="0"/>
-        <w:jc w:val="left"/>
-        <w:rPr>
-          <w:rFonts w:ascii="Times New Roman" w:eastAsia="KaiTi" w:hAnsi="Times New Roman" w:cs="Times New Roman"/>
-          <w:lang w:val="en-US"/>
-        </w:rPr>
-      </w:pPr>
-      <w:r>
-        <w:rPr>
-          <w:rFonts w:ascii="Times New Roman" w:eastAsia="KaiTi" w:hAnsi="Times New Roman" w:cs="Times New Roman" w:hint="eastAsia"/>
-          <w:lang w:val="en-US"/>
-        </w:rPr>
-        <w:t>无细胞壁，只有细胞膜，形态多变</w:t>
-      </w:r>
-    </w:p>
-    <w:p>
-      <w:pPr>
-        <w:pStyle w:val="ListParagraph"/>
-        <w:numPr>
-          <w:ilvl w:val="0"/>
-          <w:numId w:val="14"/>
-        </w:numPr>
-        <w:spacing w:line="276" w:lineRule="auto"/>
-        <w:ind w:firstLineChars="0"/>
-        <w:jc w:val="left"/>
-        <w:rPr>
-          <w:rFonts w:ascii="Times New Roman" w:eastAsia="KaiTi" w:hAnsi="Times New Roman" w:cs="Times New Roman"/>
-          <w:lang w:val="en-US"/>
-        </w:rPr>
-      </w:pPr>
-      <w:r>
-        <w:rPr>
-          <w:rFonts w:ascii="Times New Roman" w:eastAsia="KaiTi" w:hAnsi="Times New Roman" w:cs="Times New Roman" w:hint="eastAsia"/>
-          <w:lang w:val="en-US"/>
-        </w:rPr>
-        <w:t>个体很小，能通过细菌过滤器，是最小的可独立生活的细胞型生物</w:t>
-      </w:r>
-    </w:p>
-    <w:p>
-      <w:pPr>
-        <w:pStyle w:val="ListParagraph"/>
-        <w:numPr>
-          <w:ilvl w:val="0"/>
-          <w:numId w:val="15"/>
-        </w:numPr>
-        <w:spacing w:line="276" w:lineRule="auto"/>
-        <w:ind w:firstLineChars="0"/>
-        <w:jc w:val="left"/>
-        <w:rPr>
-          <w:rFonts w:ascii="Times New Roman" w:eastAsia="KaiTi" w:hAnsi="Times New Roman" w:cs="Times New Roman"/>
-          <w:lang w:val="en-US"/>
-        </w:rPr>
-      </w:pPr>
-      <w:r>
-        <w:rPr>
-          <w:rFonts w:ascii="Times New Roman" w:eastAsia="KaiTi" w:hAnsi="Times New Roman" w:cs="Times New Roman" w:hint="eastAsia"/>
-          <w:lang w:val="en-US"/>
-        </w:rPr>
-        <w:t>球状体</w:t>
-      </w:r>
-      <w:r>
-        <w:rPr>
-          <w:rFonts w:ascii="Times New Roman" w:eastAsia="KaiTi" w:hAnsi="Times New Roman" w:cs="Times New Roman" w:hint="eastAsia"/>
-          <w:lang w:val="en-US"/>
-        </w:rPr>
-        <w:t>:0.2</w:t>
-      </w:r>
-      <w:r>
-        <w:rPr>
-          <w:rFonts w:ascii="Times New Roman" w:eastAsia="KaiTi" w:hAnsi="Times New Roman" w:cs="Times New Roman"/>
-          <w:lang w:val="en-US"/>
-        </w:rPr>
-        <w:t xml:space="preserve"> – </w:t>
-      </w:r>
-      <w:r>
-        <w:rPr>
-          <w:rFonts w:ascii="Times New Roman" w:eastAsia="KaiTi" w:hAnsi="Times New Roman" w:cs="Times New Roman" w:hint="eastAsia"/>
-          <w:lang w:val="en-US"/>
-        </w:rPr>
-        <w:t>0.25</w:t>
-      </w:r>
-      <w:r>
-        <w:rPr>
-          <w:rFonts w:ascii="Times New Roman" w:eastAsia="KaiTi" w:hAnsi="Times New Roman" w:cs="Times New Roman"/>
-          <w:lang w:val="en-US"/>
-        </w:rPr>
-        <w:t xml:space="preserve"> </w:t>
-      </w:r>
-      <w:r>
-        <w:rPr>
-          <w:rFonts w:ascii="Times New Roman" w:eastAsia="KaiTi" w:hAnsi="Times New Roman" w:cs="Times New Roman" w:hint="eastAsia"/>
-          <w:lang w:val="en-US"/>
-        </w:rPr>
-        <w:t>u</w:t>
-      </w:r>
-      <w:r>
-        <w:rPr>
-          <w:rFonts w:ascii="Times New Roman" w:eastAsia="KaiTi" w:hAnsi="Times New Roman" w:cs="Times New Roman" w:hint="eastAsia"/>
-          <w:lang w:val="en-US"/>
-        </w:rPr>
-        <w:t>m</w:t>
-      </w:r>
-      <w:r>
-        <w:rPr>
-          <w:rFonts w:ascii="Times New Roman" w:eastAsia="KaiTi" w:hAnsi="Times New Roman" w:cs="Times New Roman" w:hint="eastAsia"/>
-          <w:lang w:val="en-US"/>
-        </w:rPr>
-        <w:t>，最小达</w:t>
-      </w:r>
-      <w:r>
-        <w:rPr>
-          <w:rFonts w:ascii="Times New Roman" w:eastAsia="KaiTi" w:hAnsi="Times New Roman" w:cs="Times New Roman" w:hint="eastAsia"/>
-          <w:lang w:val="en-US"/>
-        </w:rPr>
-        <w:t>0.1</w:t>
-      </w:r>
-      <w:r>
-        <w:rPr>
-          <w:rFonts w:ascii="Times New Roman" w:eastAsia="KaiTi" w:hAnsi="Times New Roman" w:cs="Times New Roman"/>
-          <w:lang w:val="en-US"/>
-        </w:rPr>
-        <w:t xml:space="preserve"> u</w:t>
-      </w:r>
-      <w:r>
-        <w:rPr>
-          <w:rFonts w:ascii="Times New Roman" w:eastAsia="KaiTi" w:hAnsi="Times New Roman" w:cs="Times New Roman" w:hint="eastAsia"/>
-          <w:lang w:val="en-US"/>
-        </w:rPr>
-        <w:t>m</w:t>
-      </w:r>
-    </w:p>
-    <w:p>
-      <w:pPr>
-        <w:pStyle w:val="ListParagraph"/>
-        <w:numPr>
-          <w:ilvl w:val="0"/>
-          <w:numId w:val="15"/>
-        </w:numPr>
-        <w:spacing w:line="276" w:lineRule="auto"/>
-        <w:ind w:firstLineChars="0"/>
-        <w:jc w:val="left"/>
-        <w:rPr>
-          <w:rFonts w:ascii="Times New Roman" w:eastAsia="KaiTi" w:hAnsi="Times New Roman" w:cs="Times New Roman"/>
-          <w:lang w:val="en-US"/>
-        </w:rPr>
-      </w:pPr>
-      <w:r>
-        <w:rPr>
-          <w:rFonts w:ascii="Times New Roman" w:eastAsia="KaiTi" w:hAnsi="Times New Roman" w:cs="Times New Roman" w:hint="eastAsia"/>
-          <w:lang w:val="en-US"/>
-        </w:rPr>
-        <w:t>丝状体最长可达</w:t>
-      </w:r>
-      <w:r>
-        <w:rPr>
-          <w:rFonts w:ascii="Times New Roman" w:eastAsia="KaiTi" w:hAnsi="Times New Roman" w:cs="Times New Roman" w:hint="eastAsia"/>
-          <w:lang w:val="en-US"/>
-        </w:rPr>
-        <w:t>150</w:t>
-      </w:r>
-      <w:r>
-        <w:rPr>
-          <w:rFonts w:ascii="Times New Roman" w:eastAsia="KaiTi" w:hAnsi="Times New Roman" w:cs="Times New Roman"/>
-          <w:lang w:val="en-US"/>
-        </w:rPr>
-        <w:t xml:space="preserve"> u</w:t>
-      </w:r>
-      <w:r>
-        <w:rPr>
-          <w:rFonts w:ascii="Times New Roman" w:eastAsia="KaiTi" w:hAnsi="Times New Roman" w:cs="Times New Roman" w:hint="eastAsia"/>
-          <w:lang w:val="en-US"/>
-        </w:rPr>
-        <w:t>m</w:t>
-      </w:r>
-      <w:r>
-        <w:rPr>
-          <w:rFonts w:ascii="Times New Roman" w:eastAsia="KaiTi" w:hAnsi="Times New Roman" w:cs="Times New Roman" w:hint="eastAsia"/>
-          <w:lang w:val="en-US"/>
-        </w:rPr>
-        <w:t>，因细胞柔软能通过过滤器</w:t>
-      </w:r>
-    </w:p>
-    <w:p>
-      <w:pPr>
-        <w:pStyle w:val="ListParagraph"/>
-        <w:numPr>
-          <w:ilvl w:val="0"/>
-          <w:numId w:val="14"/>
-        </w:numPr>
-        <w:spacing w:line="276" w:lineRule="auto"/>
-        <w:ind w:firstLineChars="0"/>
-        <w:jc w:val="left"/>
-        <w:rPr>
-          <w:rFonts w:ascii="Times New Roman" w:eastAsia="KaiTi" w:hAnsi="Times New Roman" w:cs="Times New Roman"/>
-          <w:lang w:val="en-US"/>
-        </w:rPr>
-      </w:pPr>
-      <w:r>
-        <w:rPr>
-          <w:rFonts w:ascii="Times New Roman" w:eastAsia="KaiTi" w:hAnsi="Times New Roman" w:cs="Times New Roman" w:hint="eastAsia"/>
-          <w:lang w:val="en-US"/>
-        </w:rPr>
-        <w:lastRenderedPageBreak/>
-        <w:t>可进行人工培养</w:t>
-      </w:r>
-    </w:p>
-    <w:p>
-      <w:pPr>
-        <w:pStyle w:val="ListParagraph"/>
-        <w:numPr>
-          <w:ilvl w:val="0"/>
-          <w:numId w:val="16"/>
-        </w:numPr>
-        <w:spacing w:line="276" w:lineRule="auto"/>
-        <w:ind w:firstLineChars="0"/>
-        <w:jc w:val="left"/>
-        <w:rPr>
-          <w:rFonts w:ascii="Times New Roman" w:eastAsia="KaiTi" w:hAnsi="Times New Roman" w:cs="Times New Roman"/>
-          <w:lang w:val="en-US"/>
-        </w:rPr>
-      </w:pPr>
-      <w:r>
-        <w:rPr>
-          <w:rFonts w:ascii="Times New Roman" w:eastAsia="KaiTi" w:hAnsi="Times New Roman" w:cs="Times New Roman" w:hint="eastAsia"/>
-          <w:lang w:val="en-US"/>
-        </w:rPr>
-        <w:t>营养要求苛刻</w:t>
-      </w:r>
-    </w:p>
-    <w:p>
-      <w:pPr>
-        <w:pStyle w:val="ListParagraph"/>
-        <w:numPr>
-          <w:ilvl w:val="0"/>
-          <w:numId w:val="16"/>
-        </w:numPr>
-        <w:spacing w:line="276" w:lineRule="auto"/>
-        <w:ind w:firstLineChars="0"/>
-        <w:jc w:val="left"/>
-        <w:rPr>
-          <w:rFonts w:ascii="Times New Roman" w:eastAsia="KaiTi" w:hAnsi="Times New Roman" w:cs="Times New Roman"/>
-          <w:lang w:val="en-US"/>
-        </w:rPr>
-      </w:pPr>
-      <w:r>
-        <w:rPr>
-          <w:rFonts w:ascii="Times New Roman" w:eastAsia="KaiTi" w:hAnsi="Times New Roman" w:cs="Times New Roman" w:hint="eastAsia"/>
-          <w:lang w:val="en-US"/>
-        </w:rPr>
-        <w:t>菌落微小</w:t>
-      </w:r>
-    </w:p>
-    <w:p>
-      <w:pPr>
-        <w:pStyle w:val="ListParagraph"/>
-        <w:numPr>
-          <w:ilvl w:val="0"/>
-          <w:numId w:val="16"/>
-        </w:numPr>
-        <w:spacing w:line="276" w:lineRule="auto"/>
-        <w:ind w:firstLineChars="0"/>
-        <w:jc w:val="left"/>
-        <w:rPr>
-          <w:rFonts w:ascii="Times New Roman" w:eastAsia="KaiTi" w:hAnsi="Times New Roman" w:cs="Times New Roman"/>
-          <w:lang w:val="en-US"/>
-        </w:rPr>
-      </w:pPr>
-      <w:r>
-        <w:rPr>
-          <w:rFonts w:ascii="Times New Roman" w:eastAsia="KaiTi" w:hAnsi="Times New Roman" w:cs="Times New Roman" w:hint="eastAsia"/>
-          <w:lang w:val="en-US"/>
-        </w:rPr>
-        <w:t>呈典型的“油煎荷包蛋”形状</w:t>
+        <w:t>生活史</w:t>
       </w:r>
     </w:p>
     <w:p>
@@ -2254,21 +715,7 @@
           <w:rFonts w:ascii="Times New Roman" w:eastAsia="KaiTi" w:hAnsi="Times New Roman" w:cs="Times New Roman" w:hint="eastAsia"/>
           <w:lang w:val="en-US"/>
         </w:rPr>
-        <w:t>黏细菌（</w:t>
-      </w:r>
-      <w:r>
-        <w:rPr>
-          <w:rFonts w:ascii="Times New Roman" w:eastAsia="KaiTi" w:hAnsi="Times New Roman" w:cs="Times New Roman"/>
-          <w:lang w:val="en-US"/>
-        </w:rPr>
-        <w:t>myxobacteria</w:t>
-      </w:r>
-      <w:r>
-        <w:rPr>
-          <w:rFonts w:ascii="Times New Roman" w:eastAsia="KaiTi" w:hAnsi="Times New Roman" w:cs="Times New Roman" w:hint="eastAsia"/>
-          <w:lang w:val="en-US"/>
-        </w:rPr>
-        <w:t>）</w:t>
+        <w:t>蛭弧菌</w:t>
       </w:r>
     </w:p>
     <w:p>
@@ -2276,7 +723,7 @@
         <w:pStyle w:val="ListParagraph"/>
         <w:numPr>
           <w:ilvl w:val="0"/>
-          <w:numId w:val="17"/>
+          <w:numId w:val="18"/>
         </w:numPr>
         <w:spacing w:line="276" w:lineRule="auto"/>
         <w:ind w:firstLineChars="0"/>
@@ -2291,7 +738,7 @@
           <w:rFonts w:ascii="Times New Roman" w:eastAsia="KaiTi" w:hAnsi="Times New Roman" w:cs="Times New Roman" w:hint="eastAsia"/>
           <w:lang w:val="en-US"/>
         </w:rPr>
-        <w:t>概念</w:t>
+        <w:t>基本信息</w:t>
       </w:r>
     </w:p>
     <w:p>
@@ -2299,7 +746,7 @@
         <w:pStyle w:val="ListParagraph"/>
         <w:numPr>
           <w:ilvl w:val="0"/>
-          <w:numId w:val="11"/>
+          <w:numId w:val="18"/>
         </w:numPr>
         <w:spacing w:line="276" w:lineRule="auto"/>
         <w:ind w:firstLineChars="0"/>
@@ -2314,407 +761,7 @@
           <w:rFonts w:ascii="Times New Roman" w:eastAsia="KaiTi" w:hAnsi="Times New Roman" w:cs="Times New Roman" w:hint="eastAsia"/>
           <w:lang w:val="en-US"/>
         </w:rPr>
-        <w:t>又称子实黏细菌</w:t>
-      </w:r>
-      <w:r>
-        <w:rPr>
-          <w:rFonts w:ascii="Times New Roman" w:eastAsia="KaiTi" w:hAnsi="Times New Roman" w:cs="Times New Roman" w:hint="eastAsia"/>
-          <w:lang w:val="en-US"/>
-        </w:rPr>
-        <w:t>，一类具有复杂行为模式和生活史的细菌</w:t>
-      </w:r>
-    </w:p>
-    <w:p>
-      <w:pPr>
-        <w:pStyle w:val="ListParagraph"/>
-        <w:numPr>
-          <w:ilvl w:val="0"/>
-          <w:numId w:val="17"/>
-        </w:numPr>
-        <w:spacing w:line="276" w:lineRule="auto"/>
-        <w:ind w:firstLineChars="0"/>
-        <w:jc w:val="left"/>
-        <w:rPr>
-          <w:rFonts w:ascii="Times New Roman" w:eastAsia="KaiTi" w:hAnsi="Times New Roman" w:cs="Times New Roman"/>
-          <w:lang w:val="en-US"/>
-        </w:rPr>
-      </w:pPr>
-      <w:r>
-        <w:rPr>
-          <w:rFonts w:ascii="Times New Roman" w:eastAsia="KaiTi" w:hAnsi="Times New Roman" w:cs="Times New Roman" w:hint="eastAsia"/>
-          <w:lang w:val="en-US"/>
-        </w:rPr>
-        <w:t>生活史</w:t>
-      </w:r>
-    </w:p>
-    <w:p>
-      <w:pPr>
-        <w:pStyle w:val="ListParagraph"/>
-        <w:numPr>
-          <w:ilvl w:val="0"/>
-          <w:numId w:val="11"/>
-        </w:numPr>
-        <w:spacing w:line="276" w:lineRule="auto"/>
-        <w:ind w:firstLineChars="0"/>
-        <w:jc w:val="left"/>
-        <w:rPr>
-          <w:rFonts w:ascii="Times New Roman" w:eastAsia="KaiTi" w:hAnsi="Times New Roman" w:cs="Times New Roman"/>
-          <w:lang w:val="en-US"/>
-        </w:rPr>
-      </w:pPr>
-      <w:r>
-        <w:rPr>
-          <w:rFonts w:ascii="Times New Roman" w:eastAsia="KaiTi" w:hAnsi="Times New Roman" w:cs="Times New Roman" w:hint="eastAsia"/>
-          <w:lang w:val="en-US"/>
-        </w:rPr>
-        <w:t>营养细胞</w:t>
-      </w:r>
-      <w:r>
-        <w:rPr>
-          <w:rFonts w:ascii="Times New Roman" w:eastAsia="KaiTi" w:hAnsi="Times New Roman" w:cs="Times New Roman" w:hint="eastAsia"/>
-          <w:lang w:val="en-US"/>
-        </w:rPr>
-        <w:t>（营养生长阶段）</w:t>
-      </w:r>
-    </w:p>
-    <w:p>
-      <w:pPr>
-        <w:pStyle w:val="ListParagraph"/>
-        <w:numPr>
-          <w:ilvl w:val="0"/>
-          <w:numId w:val="14"/>
-        </w:numPr>
-        <w:spacing w:line="276" w:lineRule="auto"/>
-        <w:ind w:firstLineChars="0"/>
-        <w:jc w:val="left"/>
-        <w:rPr>
-          <w:rFonts w:ascii="Times New Roman" w:eastAsia="KaiTi" w:hAnsi="Times New Roman" w:cs="Times New Roman"/>
-          <w:lang w:val="en-US"/>
-        </w:rPr>
-      </w:pPr>
-      <w:r>
-        <w:rPr>
-          <w:rFonts w:ascii="Times New Roman" w:eastAsia="KaiTi" w:hAnsi="Times New Roman" w:cs="Times New Roman" w:hint="eastAsia"/>
-          <w:lang w:val="en-US"/>
-        </w:rPr>
-        <w:t>概念</w:t>
-      </w:r>
-    </w:p>
-    <w:p>
-      <w:pPr>
-        <w:pStyle w:val="ListParagraph"/>
-        <w:numPr>
-          <w:ilvl w:val="0"/>
-          <w:numId w:val="19"/>
-        </w:numPr>
-        <w:spacing w:line="276" w:lineRule="auto"/>
-        <w:ind w:firstLineChars="0"/>
-        <w:jc w:val="left"/>
-        <w:rPr>
-          <w:rFonts w:ascii="Times New Roman" w:eastAsia="KaiTi" w:hAnsi="Times New Roman" w:cs="Times New Roman"/>
-          <w:lang w:val="en-US"/>
-        </w:rPr>
-      </w:pPr>
-      <w:r>
-        <w:rPr>
-          <w:rFonts w:ascii="Times New Roman" w:eastAsia="KaiTi" w:hAnsi="Times New Roman" w:cs="Times New Roman" w:hint="eastAsia"/>
-          <w:lang w:val="en-US"/>
-        </w:rPr>
-        <w:t>杆状、柔软，无鞭毛</w:t>
-      </w:r>
-    </w:p>
-    <w:p>
-      <w:pPr>
-        <w:pStyle w:val="ListParagraph"/>
-        <w:numPr>
-          <w:ilvl w:val="0"/>
-          <w:numId w:val="19"/>
-        </w:numPr>
-        <w:spacing w:line="276" w:lineRule="auto"/>
-        <w:ind w:firstLineChars="0"/>
-        <w:jc w:val="left"/>
-        <w:rPr>
-          <w:rFonts w:ascii="Times New Roman" w:eastAsia="KaiTi" w:hAnsi="Times New Roman" w:cs="Times New Roman"/>
-          <w:lang w:val="en-US"/>
-        </w:rPr>
-      </w:pPr>
-      <w:r>
-        <w:rPr>
-          <w:rFonts w:ascii="Times New Roman" w:eastAsia="KaiTi" w:hAnsi="Times New Roman" w:cs="Times New Roman" w:hint="eastAsia"/>
-          <w:lang w:val="en-US"/>
-        </w:rPr>
-        <w:t>产生黏液，可在固体表面滑行</w:t>
-      </w:r>
-    </w:p>
-    <w:p>
-      <w:pPr>
-        <w:pStyle w:val="ListParagraph"/>
-        <w:numPr>
-          <w:ilvl w:val="0"/>
-          <w:numId w:val="19"/>
-        </w:numPr>
-        <w:spacing w:line="276" w:lineRule="auto"/>
-        <w:ind w:firstLineChars="0"/>
-        <w:jc w:val="left"/>
-        <w:rPr>
-          <w:rFonts w:ascii="Times New Roman" w:eastAsia="KaiTi" w:hAnsi="Times New Roman" w:cs="Times New Roman"/>
-          <w:lang w:val="en-US"/>
-        </w:rPr>
-      </w:pPr>
-      <w:r>
-        <w:rPr>
-          <w:rFonts w:ascii="Times New Roman" w:eastAsia="KaiTi" w:hAnsi="Times New Roman" w:cs="Times New Roman" w:hint="eastAsia"/>
-          <w:lang w:val="en-US"/>
-        </w:rPr>
-        <w:t>在营养生长阶段如果有足够的养料就不形成子实体，二分裂繁殖</w:t>
-      </w:r>
-    </w:p>
-    <w:p>
-      <w:pPr>
-        <w:pStyle w:val="ListParagraph"/>
-        <w:numPr>
-          <w:ilvl w:val="0"/>
-          <w:numId w:val="11"/>
-        </w:numPr>
-        <w:spacing w:line="276" w:lineRule="auto"/>
-        <w:ind w:firstLineChars="0"/>
-        <w:jc w:val="left"/>
-        <w:rPr>
-          <w:rFonts w:ascii="Times New Roman" w:eastAsia="KaiTi" w:hAnsi="Times New Roman" w:cs="Times New Roman"/>
-          <w:lang w:val="en-US"/>
-        </w:rPr>
-      </w:pPr>
-      <w:r>
-        <w:rPr>
-          <w:rFonts w:ascii="Times New Roman" w:eastAsia="KaiTi" w:hAnsi="Times New Roman" w:cs="Times New Roman" w:hint="eastAsia"/>
-          <w:lang w:val="en-US"/>
-        </w:rPr>
-        <w:t>子实体</w:t>
-      </w:r>
-      <w:r>
-        <w:rPr>
-          <w:rFonts w:ascii="Times New Roman" w:eastAsia="KaiTi" w:hAnsi="Times New Roman" w:cs="Times New Roman" w:hint="eastAsia"/>
-          <w:lang w:val="en-US"/>
-        </w:rPr>
-        <w:t>（关键特征）</w:t>
-      </w:r>
-    </w:p>
-    <w:p>
-      <w:pPr>
-        <w:pStyle w:val="ListParagraph"/>
-        <w:numPr>
-          <w:ilvl w:val="0"/>
-          <w:numId w:val="14"/>
-        </w:numPr>
-        <w:spacing w:line="276" w:lineRule="auto"/>
-        <w:ind w:firstLineChars="0"/>
-        <w:jc w:val="left"/>
-        <w:rPr>
-          <w:rFonts w:ascii="Times New Roman" w:eastAsia="KaiTi" w:hAnsi="Times New Roman" w:cs="Times New Roman"/>
-          <w:lang w:val="en-US"/>
-        </w:rPr>
-      </w:pPr>
-      <w:r>
-        <w:rPr>
-          <w:rFonts w:ascii="Times New Roman" w:eastAsia="KaiTi" w:hAnsi="Times New Roman" w:cs="Times New Roman" w:hint="eastAsia"/>
-          <w:lang w:val="en-US"/>
-        </w:rPr>
-        <w:t>概念</w:t>
-      </w:r>
-    </w:p>
-    <w:p>
-      <w:pPr>
-        <w:pStyle w:val="ListParagraph"/>
-        <w:numPr>
-          <w:ilvl w:val="0"/>
-          <w:numId w:val="20"/>
-        </w:numPr>
-        <w:spacing w:line="276" w:lineRule="auto"/>
-        <w:ind w:firstLineChars="0"/>
-        <w:jc w:val="left"/>
-        <w:rPr>
-          <w:rFonts w:ascii="Times New Roman" w:eastAsia="KaiTi" w:hAnsi="Times New Roman" w:cs="Times New Roman"/>
-          <w:lang w:val="en-US"/>
-        </w:rPr>
-      </w:pPr>
-      <w:r>
-        <w:rPr>
-          <w:rFonts w:ascii="Times New Roman" w:eastAsia="KaiTi" w:hAnsi="Times New Roman" w:cs="Times New Roman" w:hint="eastAsia"/>
-          <w:lang w:val="en-US"/>
-        </w:rPr>
-        <w:t>营养细胞发育到一定阶段，</w:t>
-      </w:r>
-      <w:r>
-        <w:rPr>
-          <w:rFonts w:ascii="Times New Roman" w:eastAsia="KaiTi" w:hAnsi="Times New Roman" w:cs="Times New Roman" w:hint="eastAsia"/>
-          <w:lang w:val="en-US"/>
-        </w:rPr>
-        <w:t>特定</w:t>
-      </w:r>
-      <w:r>
-        <w:rPr>
-          <w:rFonts w:ascii="Times New Roman" w:eastAsia="KaiTi" w:hAnsi="Times New Roman" w:cs="Times New Roman" w:hint="eastAsia"/>
-          <w:lang w:val="en-US"/>
-        </w:rPr>
-        <w:t>条件下在一定位置聚集成团</w:t>
-      </w:r>
-      <w:r>
-        <w:rPr>
-          <w:rFonts w:ascii="Times New Roman" w:eastAsia="KaiTi" w:hAnsi="Times New Roman" w:cs="Times New Roman" w:hint="eastAsia"/>
-          <w:lang w:val="en-US"/>
-        </w:rPr>
-        <w:t>形成子实体</w:t>
-      </w:r>
-    </w:p>
-    <w:p>
-      <w:pPr>
-        <w:pStyle w:val="ListParagraph"/>
-        <w:numPr>
-          <w:ilvl w:val="0"/>
-          <w:numId w:val="20"/>
-        </w:numPr>
-        <w:spacing w:line="276" w:lineRule="auto"/>
-        <w:ind w:firstLineChars="0"/>
-        <w:jc w:val="left"/>
-        <w:rPr>
-          <w:rFonts w:ascii="Times New Roman" w:eastAsia="KaiTi" w:hAnsi="Times New Roman" w:cs="Times New Roman"/>
-          <w:lang w:val="en-US"/>
-        </w:rPr>
-      </w:pPr>
-      <w:r>
-        <w:rPr>
-          <w:rFonts w:ascii="Times New Roman" w:eastAsia="KaiTi" w:hAnsi="Times New Roman" w:cs="Times New Roman" w:hint="eastAsia"/>
-          <w:lang w:val="en-US"/>
-        </w:rPr>
-        <w:t>形态各异、肉眼可见</w:t>
-      </w:r>
-    </w:p>
-    <w:p>
-      <w:pPr>
-        <w:pStyle w:val="ListParagraph"/>
-        <w:numPr>
-          <w:ilvl w:val="0"/>
-          <w:numId w:val="11"/>
-        </w:numPr>
-        <w:spacing w:line="276" w:lineRule="auto"/>
-        <w:ind w:firstLineChars="0"/>
-        <w:jc w:val="left"/>
-        <w:rPr>
-          <w:rFonts w:ascii="Times New Roman" w:eastAsia="KaiTi" w:hAnsi="Times New Roman" w:cs="Times New Roman" w:hint="eastAsia"/>
-          <w:lang w:val="en-US"/>
-        </w:rPr>
-      </w:pPr>
-      <w:r>
-        <w:rPr>
-          <w:rFonts w:ascii="Times New Roman" w:eastAsia="KaiTi" w:hAnsi="Times New Roman" w:cs="Times New Roman" w:hint="eastAsia"/>
-          <w:lang w:val="en-US"/>
-        </w:rPr>
-        <w:t>黏孢子</w:t>
-      </w:r>
-    </w:p>
-    <w:p>
-      <w:pPr>
-        <w:pStyle w:val="ListParagraph"/>
-        <w:numPr>
-          <w:ilvl w:val="0"/>
-          <w:numId w:val="14"/>
-        </w:numPr>
-        <w:spacing w:line="276" w:lineRule="auto"/>
-        <w:ind w:firstLineChars="0"/>
-        <w:jc w:val="left"/>
-        <w:rPr>
-          <w:rFonts w:ascii="Times New Roman" w:eastAsia="KaiTi" w:hAnsi="Times New Roman" w:cs="Times New Roman"/>
-          <w:lang w:val="en-US"/>
-        </w:rPr>
-      </w:pPr>
-      <w:r>
-        <w:rPr>
-          <w:rFonts w:ascii="Times New Roman" w:eastAsia="KaiTi" w:hAnsi="Times New Roman" w:cs="Times New Roman" w:hint="eastAsia"/>
-          <w:lang w:val="en-US"/>
-        </w:rPr>
-        <w:t>单个子实体</w:t>
-      </w:r>
-      <w:r>
-        <w:rPr>
-          <w:rFonts w:ascii="Times New Roman" w:eastAsia="KaiTi" w:hAnsi="Times New Roman" w:cs="Times New Roman" w:hint="eastAsia"/>
-          <w:lang w:val="en-US"/>
-        </w:rPr>
-        <w:t>可</w:t>
-      </w:r>
-      <w:r>
-        <w:rPr>
-          <w:rFonts w:ascii="Times New Roman" w:eastAsia="KaiTi" w:hAnsi="Times New Roman" w:cs="Times New Roman" w:hint="eastAsia"/>
-          <w:lang w:val="en-US"/>
-        </w:rPr>
-        <w:t>含有</w:t>
-      </w:r>
-      <w:r>
-        <w:rPr>
-          <w:rFonts w:ascii="Times New Roman" w:eastAsia="KaiTi" w:hAnsi="Times New Roman" w:cs="Times New Roman" w:hint="eastAsia"/>
-          <w:lang w:val="en-US"/>
-        </w:rPr>
-        <w:t>10</w:t>
-      </w:r>
-      <w:r>
-        <w:rPr>
-          <w:rFonts w:ascii="Times New Roman" w:eastAsia="KaiTi" w:hAnsi="Times New Roman" w:cs="Times New Roman" w:hint="eastAsia"/>
-          <w:vertAlign w:val="superscript"/>
-          <w:lang w:val="en-US"/>
-        </w:rPr>
-        <w:t>9</w:t>
-      </w:r>
-      <w:r>
-        <w:rPr>
-          <w:rFonts w:ascii="Times New Roman" w:eastAsia="KaiTi" w:hAnsi="Times New Roman" w:cs="Times New Roman" w:hint="eastAsia"/>
-          <w:lang w:val="en-US"/>
-        </w:rPr>
-        <w:t>个或更多由某些营养细胞转变而成的黏胞子</w:t>
-      </w:r>
-      <w:r>
-        <w:rPr>
-          <w:rFonts w:ascii="Times New Roman" w:eastAsia="KaiTi" w:hAnsi="Times New Roman" w:cs="Times New Roman" w:hint="eastAsia"/>
-          <w:lang w:val="en-US"/>
-        </w:rPr>
-        <w:t>（</w:t>
-      </w:r>
-      <w:proofErr w:type="spellStart"/>
-      <w:r>
-        <w:rPr>
-          <w:rFonts w:ascii="Times New Roman" w:eastAsia="KaiTi" w:hAnsi="Times New Roman" w:cs="Times New Roman" w:hint="eastAsia"/>
-          <w:lang w:val="en-US"/>
-        </w:rPr>
-        <w:t>mycospore</w:t>
-      </w:r>
-      <w:proofErr w:type="spellEnd"/>
-      <w:r>
-        <w:rPr>
-          <w:rFonts w:ascii="Times New Roman" w:eastAsia="KaiTi" w:hAnsi="Times New Roman" w:cs="Times New Roman" w:hint="eastAsia"/>
-          <w:lang w:val="en-US"/>
-        </w:rPr>
-        <w:t>）</w:t>
-      </w:r>
-    </w:p>
-    <w:p>
-      <w:pPr>
-        <w:pStyle w:val="ListParagraph"/>
-        <w:numPr>
-          <w:ilvl w:val="0"/>
-          <w:numId w:val="14"/>
-        </w:numPr>
-        <w:spacing w:line="276" w:lineRule="auto"/>
-        <w:ind w:firstLineChars="0"/>
-        <w:jc w:val="left"/>
-        <w:rPr>
-          <w:rFonts w:ascii="Times New Roman" w:eastAsia="KaiTi" w:hAnsi="Times New Roman" w:cs="Times New Roman" w:hint="eastAsia"/>
-          <w:lang w:val="en-US"/>
-        </w:rPr>
-      </w:pPr>
-      <w:r>
-        <w:rPr>
-          <w:rFonts w:ascii="Times New Roman" w:eastAsia="KaiTi" w:hAnsi="Times New Roman" w:cs="Times New Roman" w:hint="eastAsia"/>
-          <w:lang w:val="en-US"/>
-        </w:rPr>
-        <w:t>子实体干燥后黏孢子传播，萌发成为营养细胞</w:t>
+        <w:t>特征</w:t>
       </w:r>
     </w:p>
     <w:p>
@@ -2737,286 +784,8 @@
           <w:rFonts w:ascii="Times New Roman" w:eastAsia="KaiTi" w:hAnsi="Times New Roman" w:cs="Times New Roman" w:hint="eastAsia"/>
           <w:lang w:val="en-US"/>
         </w:rPr>
-        <w:t>蛭弧菌</w:t>
-      </w:r>
-    </w:p>
-    <w:p>
-      <w:pPr>
-        <w:pStyle w:val="ListParagraph"/>
-        <w:numPr>
-          <w:ilvl w:val="0"/>
-          <w:numId w:val="18"/>
-        </w:numPr>
-        <w:spacing w:line="276" w:lineRule="auto"/>
-        <w:ind w:firstLineChars="0"/>
-        <w:jc w:val="left"/>
-        <w:rPr>
-          <w:rFonts w:ascii="Times New Roman" w:eastAsia="KaiTi" w:hAnsi="Times New Roman" w:cs="Times New Roman"/>
-          <w:lang w:val="en-US"/>
-        </w:rPr>
-      </w:pPr>
-      <w:r>
-        <w:rPr>
-          <w:rFonts w:ascii="Times New Roman" w:eastAsia="KaiTi" w:hAnsi="Times New Roman" w:cs="Times New Roman" w:hint="eastAsia"/>
-          <w:lang w:val="en-US"/>
-        </w:rPr>
-        <w:t>概念</w:t>
-      </w:r>
-    </w:p>
-    <w:p>
-      <w:pPr>
-        <w:pStyle w:val="ListParagraph"/>
-        <w:numPr>
-          <w:ilvl w:val="0"/>
-          <w:numId w:val="11"/>
-        </w:numPr>
-        <w:spacing w:line="276" w:lineRule="auto"/>
-        <w:ind w:firstLineChars="0"/>
-        <w:jc w:val="left"/>
-        <w:rPr>
-          <w:rFonts w:ascii="Times New Roman" w:eastAsia="KaiTi" w:hAnsi="Times New Roman" w:cs="Times New Roman" w:hint="eastAsia"/>
-          <w:lang w:val="en-US"/>
-        </w:rPr>
-      </w:pPr>
-      <w:r>
-        <w:rPr>
-          <w:rFonts w:ascii="Times New Roman" w:eastAsia="KaiTi" w:hAnsi="Times New Roman" w:cs="Times New Roman" w:hint="eastAsia"/>
-          <w:lang w:val="en-US"/>
-        </w:rPr>
-        <w:t>寄生于其它细菌并导致其裂解的一类弧菌，行为类似噬菌体</w:t>
-      </w:r>
-    </w:p>
-    <w:p>
-      <w:pPr>
-        <w:pStyle w:val="ListParagraph"/>
-        <w:numPr>
-          <w:ilvl w:val="0"/>
-          <w:numId w:val="18"/>
-        </w:numPr>
-        <w:spacing w:line="276" w:lineRule="auto"/>
-        <w:ind w:firstLineChars="0"/>
-        <w:jc w:val="left"/>
-        <w:rPr>
-          <w:rFonts w:ascii="Times New Roman" w:eastAsia="KaiTi" w:hAnsi="Times New Roman" w:cs="Times New Roman"/>
-          <w:lang w:val="en-US"/>
-        </w:rPr>
-      </w:pPr>
-      <w:r>
-        <w:rPr>
-          <w:rFonts w:ascii="Times New Roman" w:eastAsia="KaiTi" w:hAnsi="Times New Roman" w:cs="Times New Roman" w:hint="eastAsia"/>
-          <w:lang w:val="en-US"/>
-        </w:rPr>
-        <w:t>特点</w:t>
-      </w:r>
-    </w:p>
-    <w:p>
-      <w:pPr>
-        <w:pStyle w:val="ListParagraph"/>
-        <w:numPr>
-          <w:ilvl w:val="0"/>
-          <w:numId w:val="11"/>
-        </w:numPr>
-        <w:spacing w:line="276" w:lineRule="auto"/>
-        <w:ind w:firstLineChars="0"/>
-        <w:jc w:val="left"/>
-        <w:rPr>
-          <w:rFonts w:ascii="Times New Roman" w:eastAsia="KaiTi" w:hAnsi="Times New Roman" w:cs="Times New Roman"/>
-          <w:lang w:val="en-US"/>
-        </w:rPr>
-      </w:pPr>
-      <w:r>
-        <w:rPr>
-          <w:rFonts w:ascii="Times New Roman" w:eastAsia="KaiTi" w:hAnsi="Times New Roman" w:cs="Times New Roman" w:hint="eastAsia"/>
-          <w:lang w:val="en-US"/>
-        </w:rPr>
-        <w:t>鞭毛多为偏端单生</w:t>
-      </w:r>
-    </w:p>
-    <w:p>
-      <w:pPr>
-        <w:pStyle w:val="ListParagraph"/>
-        <w:numPr>
-          <w:ilvl w:val="0"/>
-          <w:numId w:val="11"/>
-        </w:numPr>
-        <w:spacing w:line="276" w:lineRule="auto"/>
-        <w:ind w:firstLineChars="0"/>
-        <w:jc w:val="left"/>
-        <w:rPr>
-          <w:rFonts w:ascii="Times New Roman" w:eastAsia="KaiTi" w:hAnsi="Times New Roman" w:cs="Times New Roman"/>
-          <w:lang w:val="en-US"/>
-        </w:rPr>
-      </w:pPr>
-      <w:r>
-        <w:rPr>
-          <w:rFonts w:ascii="Times New Roman" w:eastAsia="KaiTi" w:hAnsi="Times New Roman" w:cs="Times New Roman" w:hint="eastAsia"/>
-          <w:lang w:val="en-US"/>
-        </w:rPr>
-        <w:t>生活方式多样</w:t>
-      </w:r>
-      <w:r>
-        <w:rPr>
-          <w:rFonts w:ascii="Times New Roman" w:eastAsia="KaiTi" w:hAnsi="Times New Roman" w:cs="Times New Roman" w:hint="eastAsia"/>
-          <w:lang w:val="en-US"/>
-        </w:rPr>
-        <w:t>：</w:t>
-      </w:r>
-      <w:r>
-        <w:rPr>
-          <w:rFonts w:ascii="Times New Roman" w:eastAsia="KaiTi" w:hAnsi="Times New Roman" w:cs="Times New Roman" w:hint="eastAsia"/>
-          <w:lang w:val="en-US"/>
-        </w:rPr>
-        <w:t>寄生、兼性寄生，极少数腐生</w:t>
-      </w:r>
-    </w:p>
-    <w:p>
-      <w:pPr>
-        <w:pStyle w:val="ListParagraph"/>
-        <w:numPr>
-          <w:ilvl w:val="0"/>
-          <w:numId w:val="11"/>
-        </w:numPr>
-        <w:spacing w:line="276" w:lineRule="auto"/>
-        <w:ind w:firstLineChars="0"/>
-        <w:jc w:val="left"/>
-        <w:rPr>
-          <w:rFonts w:ascii="Times New Roman" w:eastAsia="KaiTi" w:hAnsi="Times New Roman" w:cs="Times New Roman"/>
-          <w:lang w:val="en-US"/>
-        </w:rPr>
-      </w:pPr>
-      <w:r>
-        <w:rPr>
-          <w:rFonts w:ascii="Times New Roman" w:eastAsia="KaiTi" w:hAnsi="Times New Roman" w:cs="Times New Roman" w:hint="eastAsia"/>
-          <w:lang w:val="en-US"/>
-        </w:rPr>
-        <w:t>特殊的繁殖方式</w:t>
-      </w:r>
-      <w:r>
-        <w:rPr>
-          <w:rFonts w:ascii="Times New Roman" w:eastAsia="KaiTi" w:hAnsi="Times New Roman" w:cs="Times New Roman" w:hint="eastAsia"/>
-          <w:lang w:val="en-US"/>
-        </w:rPr>
-        <w:t>：</w:t>
-      </w:r>
-      <w:r>
-        <w:rPr>
-          <w:rFonts w:ascii="Times New Roman" w:eastAsia="KaiTi" w:hAnsi="Times New Roman" w:cs="Times New Roman" w:hint="eastAsia"/>
-          <w:lang w:val="en-US"/>
-        </w:rPr>
-        <w:t>复分裂</w:t>
-      </w:r>
-      <w:r>
-        <w:rPr>
-          <w:rFonts w:ascii="Times New Roman" w:eastAsia="KaiTi" w:hAnsi="Times New Roman" w:cs="Times New Roman" w:hint="eastAsia"/>
-          <w:lang w:val="en-US"/>
-        </w:rPr>
-        <w:t>(multiple fission)</w:t>
-      </w:r>
-    </w:p>
-    <w:p>
-      <w:pPr>
-        <w:pStyle w:val="ListParagraph"/>
-        <w:numPr>
-          <w:ilvl w:val="0"/>
-          <w:numId w:val="21"/>
-        </w:numPr>
-        <w:spacing w:line="276" w:lineRule="auto"/>
-        <w:ind w:firstLineChars="0"/>
-        <w:jc w:val="left"/>
-        <w:rPr>
-          <w:rFonts w:ascii="Times New Roman" w:eastAsia="KaiTi" w:hAnsi="Times New Roman" w:cs="Times New Roman"/>
-          <w:lang w:val="en-US"/>
-        </w:rPr>
-      </w:pPr>
-      <w:r>
-        <w:rPr>
-          <w:rFonts w:ascii="Times New Roman" w:eastAsia="KaiTi" w:hAnsi="Times New Roman" w:cs="Times New Roman" w:hint="eastAsia"/>
-          <w:lang w:val="en-US"/>
-        </w:rPr>
-        <w:t>在宿主细菌体内形成不规则的盘曲状长细胞</w:t>
-      </w:r>
-    </w:p>
-    <w:p>
-      <w:pPr>
-        <w:pStyle w:val="ListParagraph"/>
-        <w:numPr>
-          <w:ilvl w:val="0"/>
-          <w:numId w:val="21"/>
-        </w:numPr>
-        <w:spacing w:line="276" w:lineRule="auto"/>
-        <w:ind w:firstLineChars="0"/>
-        <w:jc w:val="left"/>
-        <w:rPr>
-          <w:rFonts w:ascii="Times New Roman" w:eastAsia="KaiTi" w:hAnsi="Times New Roman" w:cs="Times New Roman"/>
-          <w:lang w:val="en-US"/>
-        </w:rPr>
-      </w:pPr>
-      <w:r>
-        <w:rPr>
-          <w:rFonts w:ascii="Times New Roman" w:eastAsia="KaiTi" w:hAnsi="Times New Roman" w:cs="Times New Roman" w:hint="eastAsia"/>
-          <w:lang w:val="en-US"/>
-        </w:rPr>
-        <w:t>随后细胞多处同时发生均等长度的分裂</w:t>
-      </w:r>
-    </w:p>
-    <w:p>
-      <w:pPr>
-        <w:pStyle w:val="ListParagraph"/>
-        <w:numPr>
-          <w:ilvl w:val="0"/>
-          <w:numId w:val="21"/>
-        </w:numPr>
-        <w:spacing w:line="276" w:lineRule="auto"/>
-        <w:ind w:firstLineChars="0"/>
-        <w:jc w:val="left"/>
-        <w:rPr>
-          <w:rFonts w:ascii="Times New Roman" w:eastAsia="KaiTi" w:hAnsi="Times New Roman" w:cs="Times New Roman" w:hint="eastAsia"/>
-          <w:lang w:val="en-US"/>
-        </w:rPr>
-      </w:pPr>
-      <w:r>
-        <w:rPr>
-          <w:rFonts w:ascii="Times New Roman" w:eastAsia="KaiTi" w:hAnsi="Times New Roman" w:cs="Times New Roman" w:hint="eastAsia"/>
-          <w:lang w:val="en-US"/>
-        </w:rPr>
-        <w:t>形成多个弧型小细胞</w:t>
-      </w:r>
-    </w:p>
-    <w:p>
-      <w:pPr>
-        <w:pStyle w:val="ListParagraph"/>
-        <w:numPr>
-          <w:ilvl w:val="0"/>
-          <w:numId w:val="1"/>
-        </w:numPr>
-        <w:spacing w:line="276" w:lineRule="auto"/>
-        <w:ind w:firstLineChars="0"/>
-        <w:jc w:val="left"/>
-        <w:rPr>
-          <w:rFonts w:ascii="Times New Roman" w:eastAsia="KaiTi" w:hAnsi="Times New Roman" w:cs="Times New Roman"/>
-          <w:lang w:val="en-US"/>
-        </w:rPr>
-      </w:pPr>
-      <w:r>
-        <w:rPr>
-          <w:rFonts w:ascii="Times New Roman" w:eastAsia="KaiTi" w:hAnsi="Times New Roman" w:cs="Times New Roman" w:hint="eastAsia"/>
-          <w:lang w:val="en-US"/>
-        </w:rPr>
-        <w:t>蓝细菌（</w:t>
-      </w:r>
-      <w:r>
-        <w:rPr>
-          <w:rFonts w:ascii="Times New Roman" w:eastAsia="KaiTi" w:hAnsi="Times New Roman" w:cs="Times New Roman"/>
-          <w:lang w:val="en-US"/>
-        </w:rPr>
-        <w:t>cyanobacteria</w:t>
-      </w:r>
-      <w:r>
-        <w:rPr>
-          <w:rFonts w:ascii="Times New Roman" w:eastAsia="KaiTi" w:hAnsi="Times New Roman" w:cs="Times New Roman" w:hint="eastAsia"/>
-          <w:lang w:val="en-US"/>
-        </w:rPr>
-        <w:t>）</w:t>
+        <w:lastRenderedPageBreak/>
+        <w:t>蓝细菌</w:t>
       </w:r>
     </w:p>
     <w:p>
@@ -3039,151 +808,7 @@
           <w:rFonts w:ascii="Times New Roman" w:eastAsia="KaiTi" w:hAnsi="Times New Roman" w:cs="Times New Roman" w:hint="eastAsia"/>
           <w:lang w:val="en-US"/>
         </w:rPr>
-        <w:t>概念</w:t>
-      </w:r>
-    </w:p>
-    <w:p>
-      <w:pPr>
-        <w:pStyle w:val="ListParagraph"/>
-        <w:numPr>
-          <w:ilvl w:val="0"/>
-          <w:numId w:val="23"/>
-        </w:numPr>
-        <w:spacing w:line="276" w:lineRule="auto"/>
-        <w:ind w:firstLineChars="0"/>
-        <w:jc w:val="left"/>
-        <w:rPr>
-          <w:rFonts w:ascii="Times New Roman" w:eastAsia="KaiTi" w:hAnsi="Times New Roman" w:cs="Times New Roman"/>
-          <w:lang w:val="en-US"/>
-        </w:rPr>
-      </w:pPr>
-      <w:r>
-        <w:rPr>
-          <w:rFonts w:ascii="Times New Roman" w:eastAsia="KaiTi" w:hAnsi="Times New Roman" w:cs="Times New Roman" w:hint="eastAsia"/>
-          <w:lang w:val="en-US"/>
-        </w:rPr>
-        <w:t>也称蓝藻</w:t>
-      </w:r>
-    </w:p>
-    <w:p>
-      <w:pPr>
-        <w:pStyle w:val="ListParagraph"/>
-        <w:numPr>
-          <w:ilvl w:val="0"/>
-          <w:numId w:val="23"/>
-        </w:numPr>
-        <w:spacing w:line="276" w:lineRule="auto"/>
-        <w:ind w:firstLineChars="0"/>
-        <w:jc w:val="left"/>
-        <w:rPr>
-          <w:rFonts w:ascii="Times New Roman" w:eastAsia="KaiTi" w:hAnsi="Times New Roman" w:cs="Times New Roman" w:hint="eastAsia"/>
-          <w:lang w:val="en-US"/>
-        </w:rPr>
-      </w:pPr>
-      <w:r>
-        <w:rPr>
-          <w:rFonts w:ascii="Times New Roman" w:eastAsia="KaiTi" w:hAnsi="Times New Roman" w:cs="Times New Roman" w:hint="eastAsia"/>
-          <w:lang w:val="en-US"/>
-        </w:rPr>
-        <w:t>含有叶绿素</w:t>
-      </w:r>
-      <w:r>
-        <w:rPr>
-          <w:rFonts w:ascii="Times New Roman" w:eastAsia="KaiTi" w:hAnsi="Times New Roman" w:cs="Times New Roman" w:hint="eastAsia"/>
-          <w:lang w:val="en-US"/>
-        </w:rPr>
-        <w:t>a</w:t>
-      </w:r>
-      <w:r>
-        <w:rPr>
-          <w:rFonts w:ascii="Times New Roman" w:eastAsia="KaiTi" w:hAnsi="Times New Roman" w:cs="Times New Roman" w:hint="eastAsia"/>
-          <w:lang w:val="en-US"/>
-        </w:rPr>
-        <w:t>，</w:t>
-      </w:r>
-      <w:r>
-        <w:rPr>
-          <w:rFonts w:ascii="Times New Roman" w:eastAsia="KaiTi" w:hAnsi="Times New Roman" w:cs="Times New Roman" w:hint="eastAsia"/>
-          <w:lang w:val="en-US"/>
-        </w:rPr>
-        <w:t>以水作为氢</w:t>
-      </w:r>
-      <w:r>
-        <w:rPr>
-          <w:rFonts w:ascii="Times New Roman" w:eastAsia="KaiTi" w:hAnsi="Times New Roman" w:cs="Times New Roman" w:hint="eastAsia"/>
-          <w:lang w:val="en-US"/>
-        </w:rPr>
-        <w:t>供</w:t>
-      </w:r>
-      <w:r>
-        <w:rPr>
-          <w:rFonts w:ascii="Times New Roman" w:eastAsia="KaiTi" w:hAnsi="Times New Roman" w:cs="Times New Roman" w:hint="eastAsia"/>
-          <w:lang w:val="en-US"/>
-        </w:rPr>
-        <w:t>体和电子供体</w:t>
-      </w:r>
-      <w:r>
-        <w:rPr>
-          <w:rFonts w:ascii="Times New Roman" w:eastAsia="KaiTi" w:hAnsi="Times New Roman" w:cs="Times New Roman" w:hint="eastAsia"/>
-          <w:lang w:val="en-US"/>
-        </w:rPr>
-        <w:t>，</w:t>
-      </w:r>
-      <w:r>
-        <w:rPr>
-          <w:rFonts w:ascii="Times New Roman" w:eastAsia="KaiTi" w:hAnsi="Times New Roman" w:cs="Times New Roman" w:hint="eastAsia"/>
-          <w:lang w:val="en-US"/>
-        </w:rPr>
-        <w:t>通过光合作用将光能转变成化学能</w:t>
-      </w:r>
-      <w:r>
-        <w:rPr>
-          <w:rFonts w:ascii="Times New Roman" w:eastAsia="KaiTi" w:hAnsi="Times New Roman" w:cs="Times New Roman" w:hint="eastAsia"/>
-          <w:lang w:val="en-US"/>
-        </w:rPr>
-        <w:t>，</w:t>
-      </w:r>
-      <w:r>
-        <w:rPr>
-          <w:rFonts w:ascii="Times New Roman" w:eastAsia="KaiTi" w:hAnsi="Times New Roman" w:cs="Times New Roman" w:hint="eastAsia"/>
-          <w:lang w:val="en-US"/>
-        </w:rPr>
-        <w:t>同化</w:t>
-      </w:r>
-      <w:r>
-        <w:rPr>
-          <w:rFonts w:ascii="Times New Roman" w:eastAsia="KaiTi" w:hAnsi="Times New Roman" w:cs="Times New Roman" w:hint="eastAsia"/>
-          <w:lang w:val="en-US"/>
-        </w:rPr>
-        <w:t>CO2</w:t>
-      </w:r>
-      <w:r>
-        <w:rPr>
-          <w:rFonts w:ascii="Times New Roman" w:eastAsia="KaiTi" w:hAnsi="Times New Roman" w:cs="Times New Roman" w:hint="eastAsia"/>
-          <w:lang w:val="en-US"/>
-        </w:rPr>
-        <w:t>为有机物质</w:t>
-      </w:r>
-      <w:r>
-        <w:rPr>
-          <w:rFonts w:ascii="Times New Roman" w:eastAsia="KaiTi" w:hAnsi="Times New Roman" w:cs="Times New Roman" w:hint="eastAsia"/>
-          <w:lang w:val="en-US"/>
-        </w:rPr>
-        <w:t>（</w:t>
-      </w:r>
-      <w:r>
-        <w:rPr>
-          <w:rFonts w:ascii="Times New Roman" w:eastAsia="KaiTi" w:hAnsi="Times New Roman" w:cs="Times New Roman" w:hint="eastAsia"/>
-          <w:lang w:val="en-US"/>
-        </w:rPr>
-        <w:t>氧气革命</w:t>
-      </w:r>
-      <w:r>
-        <w:rPr>
-          <w:rFonts w:ascii="Times New Roman" w:eastAsia="KaiTi" w:hAnsi="Times New Roman" w:cs="Times New Roman" w:hint="eastAsia"/>
-          <w:lang w:val="en-US"/>
-        </w:rPr>
-        <w:t>）</w:t>
+        <w:t>基本信息</w:t>
       </w:r>
     </w:p>
     <w:p>
@@ -3206,255 +831,7 @@
           <w:rFonts w:ascii="Times New Roman" w:eastAsia="KaiTi" w:hAnsi="Times New Roman" w:cs="Times New Roman" w:hint="eastAsia"/>
           <w:lang w:val="en-US"/>
         </w:rPr>
-        <w:t>特点</w:t>
-      </w:r>
-    </w:p>
-    <w:p>
-      <w:pPr>
-        <w:pStyle w:val="ListParagraph"/>
-        <w:numPr>
-          <w:ilvl w:val="0"/>
-          <w:numId w:val="24"/>
-        </w:numPr>
-        <w:spacing w:line="276" w:lineRule="auto"/>
-        <w:ind w:firstLineChars="0"/>
-        <w:jc w:val="left"/>
-        <w:rPr>
-          <w:rFonts w:ascii="Times New Roman" w:eastAsia="KaiTi" w:hAnsi="Times New Roman" w:cs="Times New Roman"/>
-          <w:lang w:val="en-US"/>
-        </w:rPr>
-      </w:pPr>
-      <w:r>
-        <w:rPr>
-          <w:rFonts w:ascii="Times New Roman" w:eastAsia="KaiTi" w:hAnsi="Times New Roman" w:cs="Times New Roman" w:hint="eastAsia"/>
-          <w:lang w:val="en-US"/>
-        </w:rPr>
-        <w:t>分布极广</w:t>
-      </w:r>
-    </w:p>
-    <w:p>
-      <w:pPr>
-        <w:pStyle w:val="ListParagraph"/>
-        <w:numPr>
-          <w:ilvl w:val="0"/>
-          <w:numId w:val="24"/>
-        </w:numPr>
-        <w:spacing w:line="276" w:lineRule="auto"/>
-        <w:ind w:firstLineChars="0"/>
-        <w:jc w:val="left"/>
-        <w:rPr>
-          <w:rFonts w:ascii="Times New Roman" w:eastAsia="KaiTi" w:hAnsi="Times New Roman" w:cs="Times New Roman"/>
-          <w:lang w:val="en-US"/>
-        </w:rPr>
-      </w:pPr>
-      <w:r>
-        <w:rPr>
-          <w:rFonts w:ascii="Times New Roman" w:eastAsia="KaiTi" w:hAnsi="Times New Roman" w:cs="Times New Roman" w:hint="eastAsia"/>
-          <w:lang w:val="en-US"/>
-        </w:rPr>
-        <w:t>形态差异大，球状</w:t>
-      </w:r>
-      <w:r>
-        <w:rPr>
-          <w:rFonts w:ascii="Times New Roman" w:eastAsia="KaiTi" w:hAnsi="Times New Roman" w:cs="Times New Roman" w:hint="eastAsia"/>
-          <w:lang w:val="en-US"/>
-        </w:rPr>
-        <w:t>/</w:t>
-      </w:r>
-      <w:r>
-        <w:rPr>
-          <w:rFonts w:ascii="Times New Roman" w:eastAsia="KaiTi" w:hAnsi="Times New Roman" w:cs="Times New Roman" w:hint="eastAsia"/>
-          <w:lang w:val="en-US"/>
-        </w:rPr>
-        <w:t>杆状</w:t>
-      </w:r>
-      <w:r>
-        <w:rPr>
-          <w:rFonts w:ascii="Times New Roman" w:eastAsia="KaiTi" w:hAnsi="Times New Roman" w:cs="Times New Roman" w:hint="eastAsia"/>
-          <w:lang w:val="en-US"/>
-        </w:rPr>
-        <w:t>/</w:t>
-      </w:r>
-      <w:r>
-        <w:rPr>
-          <w:rFonts w:ascii="Times New Roman" w:eastAsia="KaiTi" w:hAnsi="Times New Roman" w:cs="Times New Roman" w:hint="eastAsia"/>
-          <w:lang w:val="en-US"/>
-        </w:rPr>
-        <w:t>丝状</w:t>
-      </w:r>
-    </w:p>
-    <w:p>
-      <w:pPr>
-        <w:pStyle w:val="ListParagraph"/>
-        <w:numPr>
-          <w:ilvl w:val="0"/>
-          <w:numId w:val="24"/>
-        </w:numPr>
-        <w:spacing w:line="276" w:lineRule="auto"/>
-        <w:ind w:firstLineChars="0"/>
-        <w:jc w:val="left"/>
-        <w:rPr>
-          <w:rFonts w:ascii="Times New Roman" w:eastAsia="KaiTi" w:hAnsi="Times New Roman" w:cs="Times New Roman"/>
-          <w:lang w:val="en-US"/>
-        </w:rPr>
-      </w:pPr>
-      <w:r>
-        <w:rPr>
-          <w:rFonts w:ascii="Times New Roman" w:eastAsia="KaiTi" w:hAnsi="Times New Roman" w:cs="Times New Roman" w:hint="eastAsia"/>
-          <w:lang w:val="en-US"/>
-        </w:rPr>
-        <w:t>营养极为简单，不需要维生素</w:t>
-      </w:r>
-    </w:p>
-    <w:p>
-      <w:pPr>
-        <w:pStyle w:val="ListParagraph"/>
-        <w:numPr>
-          <w:ilvl w:val="0"/>
-          <w:numId w:val="24"/>
-        </w:numPr>
-        <w:spacing w:line="276" w:lineRule="auto"/>
-        <w:ind w:firstLineChars="0"/>
-        <w:jc w:val="left"/>
-        <w:rPr>
-          <w:rFonts w:ascii="Times New Roman" w:eastAsia="KaiTi" w:hAnsi="Times New Roman" w:cs="Times New Roman"/>
-          <w:lang w:val="en-US"/>
-        </w:rPr>
-      </w:pPr>
-      <w:r>
-        <w:rPr>
-          <w:rFonts w:ascii="Times New Roman" w:eastAsia="KaiTi" w:hAnsi="Times New Roman" w:cs="Times New Roman" w:hint="eastAsia"/>
-          <w:lang w:val="en-US"/>
-        </w:rPr>
-        <w:lastRenderedPageBreak/>
-        <w:t>以硝酸盐或氨作为氮源，多数能固氮</w:t>
-      </w:r>
-    </w:p>
-    <w:p>
-      <w:pPr>
-        <w:pStyle w:val="ListParagraph"/>
-        <w:numPr>
-          <w:ilvl w:val="0"/>
-          <w:numId w:val="25"/>
-        </w:numPr>
-        <w:spacing w:line="276" w:lineRule="auto"/>
-        <w:ind w:firstLineChars="0"/>
-        <w:jc w:val="left"/>
-        <w:rPr>
-          <w:rFonts w:ascii="Times New Roman" w:eastAsia="KaiTi" w:hAnsi="Times New Roman" w:cs="Times New Roman"/>
-          <w:lang w:val="en-US"/>
-        </w:rPr>
-      </w:pPr>
-      <w:r>
-        <w:rPr>
-          <w:rFonts w:ascii="Times New Roman" w:eastAsia="KaiTi" w:hAnsi="Times New Roman" w:cs="Times New Roman" w:hint="eastAsia"/>
-          <w:lang w:val="en-US"/>
-        </w:rPr>
-        <w:t>固氮场所</w:t>
-      </w:r>
-      <w:r>
-        <w:rPr>
-          <w:rFonts w:ascii="Times New Roman" w:eastAsia="KaiTi" w:hAnsi="Times New Roman" w:cs="Times New Roman" w:hint="eastAsia"/>
-          <w:lang w:val="en-US"/>
-        </w:rPr>
-        <w:t>：</w:t>
-      </w:r>
-      <w:r>
-        <w:rPr>
-          <w:rFonts w:ascii="Times New Roman" w:eastAsia="KaiTi" w:hAnsi="Times New Roman" w:cs="Times New Roman" w:hint="eastAsia"/>
-          <w:lang w:val="en-US"/>
-        </w:rPr>
-        <w:t>异形胞</w:t>
-      </w:r>
-      <w:r>
-        <w:rPr>
-          <w:rFonts w:ascii="Times New Roman" w:eastAsia="KaiTi" w:hAnsi="Times New Roman" w:cs="Times New Roman" w:hint="eastAsia"/>
-          <w:lang w:val="en-US"/>
-        </w:rPr>
-        <w:t>（</w:t>
-      </w:r>
-      <w:r>
-        <w:rPr>
-          <w:rFonts w:ascii="Times New Roman" w:eastAsia="KaiTi" w:hAnsi="Times New Roman" w:cs="Times New Roman" w:hint="eastAsia"/>
-          <w:lang w:val="en-US"/>
-        </w:rPr>
-        <w:t>heterocyst</w:t>
-      </w:r>
-      <w:r>
-        <w:rPr>
-          <w:rFonts w:ascii="Times New Roman" w:eastAsia="KaiTi" w:hAnsi="Times New Roman" w:cs="Times New Roman" w:hint="eastAsia"/>
-          <w:lang w:val="en-US"/>
-        </w:rPr>
-        <w:t>）</w:t>
-      </w:r>
-    </w:p>
-    <w:p>
-      <w:pPr>
-        <w:pStyle w:val="ListParagraph"/>
-        <w:numPr>
-          <w:ilvl w:val="0"/>
-          <w:numId w:val="26"/>
-        </w:numPr>
-        <w:spacing w:line="276" w:lineRule="auto"/>
-        <w:ind w:firstLineChars="0"/>
-        <w:jc w:val="left"/>
-        <w:rPr>
-          <w:rFonts w:ascii="Times New Roman" w:eastAsia="KaiTi" w:hAnsi="Times New Roman" w:cs="Times New Roman"/>
-          <w:lang w:val="en-US"/>
-        </w:rPr>
-      </w:pPr>
-      <w:r>
-        <w:rPr>
-          <w:rFonts w:ascii="Times New Roman" w:eastAsia="KaiTi" w:hAnsi="Times New Roman" w:cs="Times New Roman" w:hint="eastAsia"/>
-          <w:lang w:val="en-US"/>
-        </w:rPr>
-        <w:t>分泌粘液层、荚膜或形成鞘衣，具有强抗旱能力</w:t>
-      </w:r>
-    </w:p>
-    <w:p>
-      <w:pPr>
-        <w:pStyle w:val="ListParagraph"/>
-        <w:numPr>
-          <w:ilvl w:val="0"/>
-          <w:numId w:val="26"/>
-        </w:numPr>
-        <w:spacing w:line="276" w:lineRule="auto"/>
-        <w:ind w:firstLineChars="0"/>
-        <w:jc w:val="left"/>
-        <w:rPr>
-          <w:rFonts w:ascii="Times New Roman" w:eastAsia="KaiTi" w:hAnsi="Times New Roman" w:cs="Times New Roman"/>
-          <w:lang w:val="en-US"/>
-        </w:rPr>
-      </w:pPr>
-      <w:r>
-        <w:rPr>
-          <w:rFonts w:ascii="Times New Roman" w:eastAsia="KaiTi" w:hAnsi="Times New Roman" w:cs="Times New Roman" w:hint="eastAsia"/>
-          <w:lang w:val="en-US"/>
-        </w:rPr>
-        <w:t>无鞭毛，可在固体表面滑行（趋光性）</w:t>
-      </w:r>
-    </w:p>
-    <w:p>
-      <w:pPr>
-        <w:pStyle w:val="ListParagraph"/>
-        <w:numPr>
-          <w:ilvl w:val="0"/>
-          <w:numId w:val="26"/>
-        </w:numPr>
-        <w:spacing w:line="276" w:lineRule="auto"/>
-        <w:ind w:firstLineChars="0"/>
-        <w:jc w:val="left"/>
-        <w:rPr>
-          <w:rFonts w:ascii="Times New Roman" w:eastAsia="KaiTi" w:hAnsi="Times New Roman" w:cs="Times New Roman" w:hint="eastAsia"/>
-          <w:lang w:val="en-US"/>
-        </w:rPr>
-      </w:pPr>
-      <w:r>
-        <w:rPr>
-          <w:rFonts w:ascii="Times New Roman" w:eastAsia="KaiTi" w:hAnsi="Times New Roman" w:cs="Times New Roman" w:hint="eastAsia"/>
-          <w:lang w:val="en-US"/>
-        </w:rPr>
-        <w:t>大多有气泡，使菌体飘浮</w:t>
+        <w:t>特征</w:t>
       </w:r>
     </w:p>
     <w:sectPr>
@@ -3696,6 +1073,119 @@
     </w:lvl>
   </w:abstractNum>
   <w:abstractNum w:abstractNumId="2" w15:restartNumberingAfterBreak="0">
+    <w:nsid w:val="0E730979"/>
+    <w:multiLevelType w:val="hybridMultilevel"/>
+    <w:tmpl w:val="33721198"/>
+    <w:lvl w:ilvl="0" w:tplc="4EB4C04E">
+      <w:start w:val="1"/>
+      <w:numFmt w:val="bullet"/>
+      <w:lvlText w:val="•"/>
+      <w:lvlJc w:val="left"/>
+      <w:pPr>
+        <w:ind w:left="420" w:hanging="420"/>
+      </w:pPr>
+      <w:rPr>
+        <w:rFonts w:ascii="Wingdings" w:hAnsi="Wingdings" w:hint="default"/>
+      </w:rPr>
+    </w:lvl>
+    <w:lvl w:ilvl="1" w:tplc="04090003" w:tentative="1">
+      <w:start w:val="1"/>
+      <w:numFmt w:val="bullet"/>
+      <w:lvlText w:val=""/>
+      <w:lvlJc w:val="left"/>
+      <w:pPr>
+        <w:ind w:left="840" w:hanging="420"/>
+      </w:pPr>
+      <w:rPr>
+        <w:rFonts w:ascii="Wingdings" w:hAnsi="Wingdings" w:hint="default"/>
+      </w:rPr>
+    </w:lvl>
+    <w:lvl w:ilvl="2" w:tplc="04090005" w:tentative="1">
+      <w:start w:val="1"/>
+      <w:numFmt w:val="bullet"/>
+      <w:lvlText w:val=""/>
+      <w:lvlJc w:val="left"/>
+      <w:pPr>
+        <w:ind w:left="1260" w:hanging="420"/>
+      </w:pPr>
+      <w:rPr>
+        <w:rFonts w:ascii="Wingdings" w:hAnsi="Wingdings" w:hint="default"/>
+      </w:rPr>
+    </w:lvl>
+    <w:lvl w:ilvl="3" w:tplc="04090001" w:tentative="1">
+      <w:start w:val="1"/>
+      <w:numFmt w:val="bullet"/>
+      <w:lvlText w:val=""/>
+      <w:lvlJc w:val="left"/>
+      <w:pPr>
+        <w:ind w:left="1680" w:hanging="420"/>
+      </w:pPr>
+      <w:rPr>
+        <w:rFonts w:ascii="Wingdings" w:hAnsi="Wingdings" w:hint="default"/>
+      </w:rPr>
+    </w:lvl>
+    <w:lvl w:ilvl="4" w:tplc="04090003" w:tentative="1">
+      <w:start w:val="1"/>
+      <w:numFmt w:val="bullet"/>
+      <w:lvlText w:val=""/>
+      <w:lvlJc w:val="left"/>
+      <w:pPr>
+        <w:ind w:left="2100" w:hanging="420"/>
+      </w:pPr>
+      <w:rPr>
+        <w:rFonts w:ascii="Wingdings" w:hAnsi="Wingdings" w:hint="default"/>
+      </w:rPr>
+    </w:lvl>
+    <w:lvl w:ilvl="5" w:tplc="04090005" w:tentative="1">
+      <w:start w:val="1"/>
+      <w:numFmt w:val="bullet"/>
+      <w:lvlText w:val=""/>
+      <w:lvlJc w:val="left"/>
+      <w:pPr>
+        <w:ind w:left="2520" w:hanging="420"/>
+      </w:pPr>
+      <w:rPr>
+        <w:rFonts w:ascii="Wingdings" w:hAnsi="Wingdings" w:hint="default"/>
+      </w:rPr>
+    </w:lvl>
+    <w:lvl w:ilvl="6" w:tplc="04090001" w:tentative="1">
+      <w:start w:val="1"/>
+      <w:numFmt w:val="bullet"/>
+      <w:lvlText w:val=""/>
+      <w:lvlJc w:val="left"/>
+      <w:pPr>
+        <w:ind w:left="2940" w:hanging="420"/>
+      </w:pPr>
+      <w:rPr>
+        <w:rFonts w:ascii="Wingdings" w:hAnsi="Wingdings" w:hint="default"/>
+      </w:rPr>
+    </w:lvl>
+    <w:lvl w:ilvl="7" w:tplc="04090003" w:tentative="1">
+      <w:start w:val="1"/>
+      <w:numFmt w:val="bullet"/>
+      <w:lvlText w:val=""/>
+      <w:lvlJc w:val="left"/>
+      <w:pPr>
+        <w:ind w:left="3360" w:hanging="420"/>
+      </w:pPr>
+      <w:rPr>
+        <w:rFonts w:ascii="Wingdings" w:hAnsi="Wingdings" w:hint="default"/>
+      </w:rPr>
+    </w:lvl>
+    <w:lvl w:ilvl="8" w:tplc="04090005" w:tentative="1">
+      <w:start w:val="1"/>
+      <w:numFmt w:val="bullet"/>
+      <w:lvlText w:val=""/>
+      <w:lvlJc w:val="left"/>
+      <w:pPr>
+        <w:ind w:left="3780" w:hanging="420"/>
+      </w:pPr>
+      <w:rPr>
+        <w:rFonts w:ascii="Wingdings" w:hAnsi="Wingdings" w:hint="default"/>
+      </w:rPr>
+    </w:lvl>
+  </w:abstractNum>
+  <w:abstractNum w:abstractNumId="3" w15:restartNumberingAfterBreak="0">
     <w:nsid w:val="148E436A"/>
     <w:multiLevelType w:val="hybridMultilevel"/>
     <w:tmpl w:val="F50EAFDA"/>
@@ -3808,7 +1298,7 @@
       </w:rPr>
     </w:lvl>
   </w:abstractNum>
-  <w:abstractNum w:abstractNumId="3" w15:restartNumberingAfterBreak="0">
+  <w:abstractNum w:abstractNumId="4" w15:restartNumberingAfterBreak="0">
     <w:nsid w:val="17FB27C6"/>
     <w:multiLevelType w:val="hybridMultilevel"/>
     <w:tmpl w:val="69E6F44E"/>
@@ -3921,7 +1411,7 @@
       </w:rPr>
     </w:lvl>
   </w:abstractNum>
-  <w:abstractNum w:abstractNumId="4" w15:restartNumberingAfterBreak="0">
+  <w:abstractNum w:abstractNumId="5" w15:restartNumberingAfterBreak="0">
     <w:nsid w:val="1AB008CB"/>
     <w:multiLevelType w:val="hybridMultilevel"/>
     <w:tmpl w:val="0798A7A4"/>
@@ -4034,7 +1524,120 @@
       </w:rPr>
     </w:lvl>
   </w:abstractNum>
-  <w:abstractNum w:abstractNumId="5" w15:restartNumberingAfterBreak="0">
+  <w:abstractNum w:abstractNumId="6" w15:restartNumberingAfterBreak="0">
+    <w:nsid w:val="1F791820"/>
+    <w:multiLevelType w:val="hybridMultilevel"/>
+    <w:tmpl w:val="58009526"/>
+    <w:lvl w:ilvl="0" w:tplc="04090009">
+      <w:start w:val="1"/>
+      <w:numFmt w:val="bullet"/>
+      <w:lvlText w:val=""/>
+      <w:lvlJc w:val="left"/>
+      <w:pPr>
+        <w:ind w:left="840" w:hanging="420"/>
+      </w:pPr>
+      <w:rPr>
+        <w:rFonts w:ascii="Wingdings" w:hAnsi="Wingdings" w:hint="default"/>
+      </w:rPr>
+    </w:lvl>
+    <w:lvl w:ilvl="1" w:tplc="04090003" w:tentative="1">
+      <w:start w:val="1"/>
+      <w:numFmt w:val="bullet"/>
+      <w:lvlText w:val=""/>
+      <w:lvlJc w:val="left"/>
+      <w:pPr>
+        <w:ind w:left="1260" w:hanging="420"/>
+      </w:pPr>
+      <w:rPr>
+        <w:rFonts w:ascii="Wingdings" w:hAnsi="Wingdings" w:hint="default"/>
+      </w:rPr>
+    </w:lvl>
+    <w:lvl w:ilvl="2" w:tplc="04090005" w:tentative="1">
+      <w:start w:val="1"/>
+      <w:numFmt w:val="bullet"/>
+      <w:lvlText w:val=""/>
+      <w:lvlJc w:val="left"/>
+      <w:pPr>
+        <w:ind w:left="1680" w:hanging="420"/>
+      </w:pPr>
+      <w:rPr>
+        <w:rFonts w:ascii="Wingdings" w:hAnsi="Wingdings" w:hint="default"/>
+      </w:rPr>
+    </w:lvl>
+    <w:lvl w:ilvl="3" w:tplc="04090001" w:tentative="1">
+      <w:start w:val="1"/>
+      <w:numFmt w:val="bullet"/>
+      <w:lvlText w:val=""/>
+      <w:lvlJc w:val="left"/>
+      <w:pPr>
+        <w:ind w:left="2100" w:hanging="420"/>
+      </w:pPr>
+      <w:rPr>
+        <w:rFonts w:ascii="Wingdings" w:hAnsi="Wingdings" w:hint="default"/>
+      </w:rPr>
+    </w:lvl>
+    <w:lvl w:ilvl="4" w:tplc="04090003" w:tentative="1">
+      <w:start w:val="1"/>
+      <w:numFmt w:val="bullet"/>
+      <w:lvlText w:val=""/>
+      <w:lvlJc w:val="left"/>
+      <w:pPr>
+        <w:ind w:left="2520" w:hanging="420"/>
+      </w:pPr>
+      <w:rPr>
+        <w:rFonts w:ascii="Wingdings" w:hAnsi="Wingdings" w:hint="default"/>
+      </w:rPr>
+    </w:lvl>
+    <w:lvl w:ilvl="5" w:tplc="04090005" w:tentative="1">
+      <w:start w:val="1"/>
+      <w:numFmt w:val="bullet"/>
+      <w:lvlText w:val=""/>
+      <w:lvlJc w:val="left"/>
+      <w:pPr>
+        <w:ind w:left="2940" w:hanging="420"/>
+      </w:pPr>
+      <w:rPr>
+        <w:rFonts w:ascii="Wingdings" w:hAnsi="Wingdings" w:hint="default"/>
+      </w:rPr>
+    </w:lvl>
+    <w:lvl w:ilvl="6" w:tplc="04090001" w:tentative="1">
+      <w:start w:val="1"/>
+      <w:numFmt w:val="bullet"/>
+      <w:lvlText w:val=""/>
+      <w:lvlJc w:val="left"/>
+      <w:pPr>
+        <w:ind w:left="3360" w:hanging="420"/>
+      </w:pPr>
+      <w:rPr>
+        <w:rFonts w:ascii="Wingdings" w:hAnsi="Wingdings" w:hint="default"/>
+      </w:rPr>
+    </w:lvl>
+    <w:lvl w:ilvl="7" w:tplc="04090003" w:tentative="1">
+      <w:start w:val="1"/>
+      <w:numFmt w:val="bullet"/>
+      <w:lvlText w:val=""/>
+      <w:lvlJc w:val="left"/>
+      <w:pPr>
+        <w:ind w:left="3780" w:hanging="420"/>
+      </w:pPr>
+      <w:rPr>
+        <w:rFonts w:ascii="Wingdings" w:hAnsi="Wingdings" w:hint="default"/>
+      </w:rPr>
+    </w:lvl>
+    <w:lvl w:ilvl="8" w:tplc="04090005" w:tentative="1">
+      <w:start w:val="1"/>
+      <w:numFmt w:val="bullet"/>
+      <w:lvlText w:val=""/>
+      <w:lvlJc w:val="left"/>
+      <w:pPr>
+        <w:ind w:left="4200" w:hanging="420"/>
+      </w:pPr>
+      <w:rPr>
+        <w:rFonts w:ascii="Wingdings" w:hAnsi="Wingdings" w:hint="default"/>
+      </w:rPr>
+    </w:lvl>
+  </w:abstractNum>
+  <w:abstractNum w:abstractNumId="7" w15:restartNumberingAfterBreak="0">
     <w:nsid w:val="22E15A4E"/>
     <w:multiLevelType w:val="hybridMultilevel"/>
     <w:tmpl w:val="52E0D16A"/>
@@ -4147,7 +1750,7 @@
       </w:rPr>
     </w:lvl>
   </w:abstractNum>
-  <w:abstractNum w:abstractNumId="6" w15:restartNumberingAfterBreak="0">
+  <w:abstractNum w:abstractNumId="8" w15:restartNumberingAfterBreak="0">
     <w:nsid w:val="255E3DAB"/>
     <w:multiLevelType w:val="hybridMultilevel"/>
     <w:tmpl w:val="FAB21A34"/>
@@ -4236,7 +1839,7 @@
       </w:pPr>
     </w:lvl>
   </w:abstractNum>
-  <w:abstractNum w:abstractNumId="7" w15:restartNumberingAfterBreak="0">
+  <w:abstractNum w:abstractNumId="9" w15:restartNumberingAfterBreak="0">
     <w:nsid w:val="2BB45CF2"/>
     <w:multiLevelType w:val="hybridMultilevel"/>
     <w:tmpl w:val="0C185184"/>
@@ -4349,7 +1952,7 @@
       </w:rPr>
     </w:lvl>
   </w:abstractNum>
-  <w:abstractNum w:abstractNumId="8" w15:restartNumberingAfterBreak="0">
+  <w:abstractNum w:abstractNumId="10" w15:restartNumberingAfterBreak="0">
     <w:nsid w:val="2E301E9E"/>
     <w:multiLevelType w:val="hybridMultilevel"/>
     <w:tmpl w:val="948E6F38"/>
@@ -4462,7 +2065,7 @@
       </w:rPr>
     </w:lvl>
   </w:abstractNum>
-  <w:abstractNum w:abstractNumId="9" w15:restartNumberingAfterBreak="0">
+  <w:abstractNum w:abstractNumId="11" w15:restartNumberingAfterBreak="0">
     <w:nsid w:val="36906C03"/>
     <w:multiLevelType w:val="hybridMultilevel"/>
     <w:tmpl w:val="BAC8FC70"/>
@@ -4551,7 +2154,7 @@
       </w:pPr>
     </w:lvl>
   </w:abstractNum>
-  <w:abstractNum w:abstractNumId="10" w15:restartNumberingAfterBreak="0">
+  <w:abstractNum w:abstractNumId="12" w15:restartNumberingAfterBreak="0">
     <w:nsid w:val="372A00C9"/>
     <w:multiLevelType w:val="hybridMultilevel"/>
     <w:tmpl w:val="A12C9C14"/>
@@ -4664,7 +2267,7 @@
       </w:rPr>
     </w:lvl>
   </w:abstractNum>
-  <w:abstractNum w:abstractNumId="11" w15:restartNumberingAfterBreak="0">
+  <w:abstractNum w:abstractNumId="13" w15:restartNumberingAfterBreak="0">
     <w:nsid w:val="39B80946"/>
     <w:multiLevelType w:val="hybridMultilevel"/>
     <w:tmpl w:val="0186C446"/>
@@ -4777,7 +2380,7 @@
       </w:rPr>
     </w:lvl>
   </w:abstractNum>
-  <w:abstractNum w:abstractNumId="12" w15:restartNumberingAfterBreak="0">
+  <w:abstractNum w:abstractNumId="14" w15:restartNumberingAfterBreak="0">
     <w:nsid w:val="48BE59EC"/>
     <w:multiLevelType w:val="hybridMultilevel"/>
     <w:tmpl w:val="F78E8C2E"/>
@@ -4890,7 +2493,7 @@
       </w:rPr>
     </w:lvl>
   </w:abstractNum>
-  <w:abstractNum w:abstractNumId="13" w15:restartNumberingAfterBreak="0">
+  <w:abstractNum w:abstractNumId="15" w15:restartNumberingAfterBreak="0">
     <w:nsid w:val="4A1B360B"/>
     <w:multiLevelType w:val="hybridMultilevel"/>
     <w:tmpl w:val="0CBE451A"/>
@@ -5003,7 +2606,120 @@
       </w:rPr>
     </w:lvl>
   </w:abstractNum>
-  <w:abstractNum w:abstractNumId="14" w15:restartNumberingAfterBreak="0">
+  <w:abstractNum w:abstractNumId="16" w15:restartNumberingAfterBreak="0">
+    <w:nsid w:val="51671DC4"/>
+    <w:multiLevelType w:val="hybridMultilevel"/>
+    <w:tmpl w:val="310878FE"/>
+    <w:lvl w:ilvl="0" w:tplc="4EB4C04E">
+      <w:start w:val="1"/>
+      <w:numFmt w:val="bullet"/>
+      <w:lvlText w:val="•"/>
+      <w:lvlJc w:val="left"/>
+      <w:pPr>
+        <w:ind w:left="420" w:hanging="420"/>
+      </w:pPr>
+      <w:rPr>
+        <w:rFonts w:ascii="Wingdings" w:hAnsi="Wingdings" w:hint="default"/>
+      </w:rPr>
+    </w:lvl>
+    <w:lvl w:ilvl="1" w:tplc="04090003" w:tentative="1">
+      <w:start w:val="1"/>
+      <w:numFmt w:val="bullet"/>
+      <w:lvlText w:val=""/>
+      <w:lvlJc w:val="left"/>
+      <w:pPr>
+        <w:ind w:left="840" w:hanging="420"/>
+      </w:pPr>
+      <w:rPr>
+        <w:rFonts w:ascii="Wingdings" w:hAnsi="Wingdings" w:hint="default"/>
+      </w:rPr>
+    </w:lvl>
+    <w:lvl w:ilvl="2" w:tplc="04090005" w:tentative="1">
+      <w:start w:val="1"/>
+      <w:numFmt w:val="bullet"/>
+      <w:lvlText w:val=""/>
+      <w:lvlJc w:val="left"/>
+      <w:pPr>
+        <w:ind w:left="1260" w:hanging="420"/>
+      </w:pPr>
+      <w:rPr>
+        <w:rFonts w:ascii="Wingdings" w:hAnsi="Wingdings" w:hint="default"/>
+      </w:rPr>
+    </w:lvl>
+    <w:lvl w:ilvl="3" w:tplc="04090001" w:tentative="1">
+      <w:start w:val="1"/>
+      <w:numFmt w:val="bullet"/>
+      <w:lvlText w:val=""/>
+      <w:lvlJc w:val="left"/>
+      <w:pPr>
+        <w:ind w:left="1680" w:hanging="420"/>
+      </w:pPr>
+      <w:rPr>
+        <w:rFonts w:ascii="Wingdings" w:hAnsi="Wingdings" w:hint="default"/>
+      </w:rPr>
+    </w:lvl>
+    <w:lvl w:ilvl="4" w:tplc="04090003" w:tentative="1">
+      <w:start w:val="1"/>
+      <w:numFmt w:val="bullet"/>
+      <w:lvlText w:val=""/>
+      <w:lvlJc w:val="left"/>
+      <w:pPr>
+        <w:ind w:left="2100" w:hanging="420"/>
+      </w:pPr>
+      <w:rPr>
+        <w:rFonts w:ascii="Wingdings" w:hAnsi="Wingdings" w:hint="default"/>
+      </w:rPr>
+    </w:lvl>
+    <w:lvl w:ilvl="5" w:tplc="04090005" w:tentative="1">
+      <w:start w:val="1"/>
+      <w:numFmt w:val="bullet"/>
+      <w:lvlText w:val=""/>
+      <w:lvlJc w:val="left"/>
+      <w:pPr>
+        <w:ind w:left="2520" w:hanging="420"/>
+      </w:pPr>
+      <w:rPr>
+        <w:rFonts w:ascii="Wingdings" w:hAnsi="Wingdings" w:hint="default"/>
+      </w:rPr>
+    </w:lvl>
+    <w:lvl w:ilvl="6" w:tplc="04090001" w:tentative="1">
+      <w:start w:val="1"/>
+      <w:numFmt w:val="bullet"/>
+      <w:lvlText w:val=""/>
+      <w:lvlJc w:val="left"/>
+      <w:pPr>
+        <w:ind w:left="2940" w:hanging="420"/>
+      </w:pPr>
+      <w:rPr>
+        <w:rFonts w:ascii="Wingdings" w:hAnsi="Wingdings" w:hint="default"/>
+      </w:rPr>
+    </w:lvl>
+    <w:lvl w:ilvl="7" w:tplc="04090003" w:tentative="1">
+      <w:start w:val="1"/>
+      <w:numFmt w:val="bullet"/>
+      <w:lvlText w:val=""/>
+      <w:lvlJc w:val="left"/>
+      <w:pPr>
+        <w:ind w:left="3360" w:hanging="420"/>
+      </w:pPr>
+      <w:rPr>
+        <w:rFonts w:ascii="Wingdings" w:hAnsi="Wingdings" w:hint="default"/>
+      </w:rPr>
+    </w:lvl>
+    <w:lvl w:ilvl="8" w:tplc="04090005" w:tentative="1">
+      <w:start w:val="1"/>
+      <w:numFmt w:val="bullet"/>
+      <w:lvlText w:val=""/>
+      <w:lvlJc w:val="left"/>
+      <w:pPr>
+        <w:ind w:left="3780" w:hanging="420"/>
+      </w:pPr>
+      <w:rPr>
+        <w:rFonts w:ascii="Wingdings" w:hAnsi="Wingdings" w:hint="default"/>
+      </w:rPr>
+    </w:lvl>
+  </w:abstractNum>
+  <w:abstractNum w:abstractNumId="17" w15:restartNumberingAfterBreak="0">
     <w:nsid w:val="527055B5"/>
     <w:multiLevelType w:val="hybridMultilevel"/>
     <w:tmpl w:val="A78652B2"/>
@@ -5116,7 +2832,7 @@
       </w:rPr>
     </w:lvl>
   </w:abstractNum>
-  <w:abstractNum w:abstractNumId="15" w15:restartNumberingAfterBreak="0">
+  <w:abstractNum w:abstractNumId="18" w15:restartNumberingAfterBreak="0">
     <w:nsid w:val="566F20FD"/>
     <w:multiLevelType w:val="hybridMultilevel"/>
     <w:tmpl w:val="BE508450"/>
@@ -5229,7 +2945,7 @@
       </w:rPr>
     </w:lvl>
   </w:abstractNum>
-  <w:abstractNum w:abstractNumId="16" w15:restartNumberingAfterBreak="0">
+  <w:abstractNum w:abstractNumId="19" w15:restartNumberingAfterBreak="0">
     <w:nsid w:val="59874D34"/>
     <w:multiLevelType w:val="hybridMultilevel"/>
     <w:tmpl w:val="86B65E32"/>
@@ -5342,7 +3058,7 @@
       </w:rPr>
     </w:lvl>
   </w:abstractNum>
-  <w:abstractNum w:abstractNumId="17" w15:restartNumberingAfterBreak="0">
+  <w:abstractNum w:abstractNumId="20" w15:restartNumberingAfterBreak="0">
     <w:nsid w:val="5DED1403"/>
     <w:multiLevelType w:val="hybridMultilevel"/>
     <w:tmpl w:val="445A8AA0"/>
@@ -5431,7 +3147,7 @@
       </w:pPr>
     </w:lvl>
   </w:abstractNum>
-  <w:abstractNum w:abstractNumId="18" w15:restartNumberingAfterBreak="0">
+  <w:abstractNum w:abstractNumId="21" w15:restartNumberingAfterBreak="0">
     <w:nsid w:val="63602AA2"/>
     <w:multiLevelType w:val="hybridMultilevel"/>
     <w:tmpl w:val="6C580580"/>
@@ -5544,7 +3260,7 @@
       </w:rPr>
     </w:lvl>
   </w:abstractNum>
-  <w:abstractNum w:abstractNumId="19" w15:restartNumberingAfterBreak="0">
+  <w:abstractNum w:abstractNumId="22" w15:restartNumberingAfterBreak="0">
     <w:nsid w:val="63A922F8"/>
     <w:multiLevelType w:val="hybridMultilevel"/>
     <w:tmpl w:val="77AA25E8"/>
@@ -5633,7 +3349,7 @@
       </w:pPr>
     </w:lvl>
   </w:abstractNum>
-  <w:abstractNum w:abstractNumId="20" w15:restartNumberingAfterBreak="0">
+  <w:abstractNum w:abstractNumId="23" w15:restartNumberingAfterBreak="0">
     <w:nsid w:val="694A79A9"/>
     <w:multiLevelType w:val="hybridMultilevel"/>
     <w:tmpl w:val="119E16E8"/>
@@ -5746,11 +3462,11 @@
       </w:rPr>
     </w:lvl>
   </w:abstractNum>
-  <w:abstractNum w:abstractNumId="21" w15:restartNumberingAfterBreak="0">
+  <w:abstractNum w:abstractNumId="24" w15:restartNumberingAfterBreak="0">
     <w:nsid w:val="6D731336"/>
     <w:multiLevelType w:val="hybridMultilevel"/>
-    <w:tmpl w:val="24868CD2"/>
-    <w:lvl w:ilvl="0" w:tplc="FFFFFFFF">
+    <w:tmpl w:val="CAF2522A"/>
+    <w:lvl w:ilvl="0" w:tplc="8CAC154C">
       <w:start w:val="1"/>
       <w:numFmt w:val="japaneseCounting"/>
       <w:lvlText w:val="%1、"/>
@@ -5760,6 +3476,7 @@
       </w:pPr>
       <w:rPr>
         <w:rFonts w:hint="default"/>
+        <w:lang w:val="en-US"/>
       </w:rPr>
     </w:lvl>
     <w:lvl w:ilvl="1" w:tplc="FFFFFFFF" w:tentative="1">
@@ -5835,7 +3552,7 @@
       </w:pPr>
     </w:lvl>
   </w:abstractNum>
-  <w:abstractNum w:abstractNumId="22" w15:restartNumberingAfterBreak="0">
+  <w:abstractNum w:abstractNumId="25" w15:restartNumberingAfterBreak="0">
     <w:nsid w:val="70E83A10"/>
     <w:multiLevelType w:val="hybridMultilevel"/>
     <w:tmpl w:val="B97AF106"/>
@@ -5948,7 +3665,7 @@
       </w:rPr>
     </w:lvl>
   </w:abstractNum>
-  <w:abstractNum w:abstractNumId="23" w15:restartNumberingAfterBreak="0">
+  <w:abstractNum w:abstractNumId="26" w15:restartNumberingAfterBreak="0">
     <w:nsid w:val="722E0E15"/>
     <w:multiLevelType w:val="hybridMultilevel"/>
     <w:tmpl w:val="6A4E89D8"/>
@@ -6061,7 +3778,7 @@
       </w:rPr>
     </w:lvl>
   </w:abstractNum>
-  <w:abstractNum w:abstractNumId="24" w15:restartNumberingAfterBreak="0">
+  <w:abstractNum w:abstractNumId="27" w15:restartNumberingAfterBreak="0">
     <w:nsid w:val="72FC747D"/>
     <w:multiLevelType w:val="hybridMultilevel"/>
     <w:tmpl w:val="96B2A538"/>
@@ -6150,7 +3867,7 @@
       </w:pPr>
     </w:lvl>
   </w:abstractNum>
-  <w:abstractNum w:abstractNumId="25" w15:restartNumberingAfterBreak="0">
+  <w:abstractNum w:abstractNumId="28" w15:restartNumberingAfterBreak="0">
     <w:nsid w:val="7D6306A4"/>
     <w:multiLevelType w:val="hybridMultilevel"/>
     <w:tmpl w:val="B4629A88"/>
@@ -6264,82 +3981,91 @@
     </w:lvl>
   </w:abstractNum>
   <w:num w:numId="1">
+    <w:abstractNumId w:val="24"/>
+  </w:num>
+  <w:num w:numId="2">
+    <w:abstractNumId w:val="27"/>
+  </w:num>
+  <w:num w:numId="3">
+    <w:abstractNumId w:val="12"/>
+  </w:num>
+  <w:num w:numId="4">
+    <w:abstractNumId w:val="18"/>
+  </w:num>
+  <w:num w:numId="5">
     <w:abstractNumId w:val="21"/>
   </w:num>
-  <w:num w:numId="2">
-    <w:abstractNumId w:val="24"/>
-  </w:num>
-  <w:num w:numId="3">
-    <w:abstractNumId w:val="10"/>
-  </w:num>
-  <w:num w:numId="4">
-    <w:abstractNumId w:val="15"/>
-  </w:num>
-  <w:num w:numId="5">
-    <w:abstractNumId w:val="18"/>
-  </w:num>
   <w:num w:numId="6">
-    <w:abstractNumId w:val="25"/>
+    <w:abstractNumId w:val="28"/>
   </w:num>
   <w:num w:numId="7">
-    <w:abstractNumId w:val="3"/>
+    <w:abstractNumId w:val="4"/>
   </w:num>
   <w:num w:numId="8">
-    <w:abstractNumId w:val="11"/>
+    <w:abstractNumId w:val="13"/>
   </w:num>
   <w:num w:numId="9">
-    <w:abstractNumId w:val="17"/>
+    <w:abstractNumId w:val="20"/>
   </w:num>
   <w:num w:numId="10">
     <w:abstractNumId w:val="0"/>
   </w:num>
   <w:num w:numId="11">
+    <w:abstractNumId w:val="25"/>
+  </w:num>
+  <w:num w:numId="12">
+    <w:abstractNumId w:val="5"/>
+  </w:num>
+  <w:num w:numId="13">
+    <w:abstractNumId w:val="26"/>
+  </w:num>
+  <w:num w:numId="14">
+    <w:abstractNumId w:val="19"/>
+  </w:num>
+  <w:num w:numId="15">
+    <w:abstractNumId w:val="15"/>
+  </w:num>
+  <w:num w:numId="16">
+    <w:abstractNumId w:val="9"/>
+  </w:num>
+  <w:num w:numId="17">
+    <w:abstractNumId w:val="11"/>
+  </w:num>
+  <w:num w:numId="18">
     <w:abstractNumId w:val="22"/>
   </w:num>
-  <w:num w:numId="12">
-    <w:abstractNumId w:val="4"/>
+  <w:num w:numId="19">
+    <w:abstractNumId w:val="10"/>
   </w:num>
-  <w:num w:numId="13">
-    <w:abstractNumId w:val="23"/>
+  <w:num w:numId="20">
+    <w:abstractNumId w:val="3"/>
   </w:num>
-  <w:num w:numId="14">
-    <w:abstractNumId w:val="16"/>
-  </w:num>
-  <w:num w:numId="15">
-    <w:abstractNumId w:val="13"/>
-  </w:num>
-  <w:num w:numId="16">
+  <w:num w:numId="21">
     <w:abstractNumId w:val="7"/>
   </w:num>
-  <w:num w:numId="17">
-    <w:abstractNumId w:val="9"/>
-  </w:num>
-  <w:num w:numId="18">
-    <w:abstractNumId w:val="19"/>
-  </w:num>
-  <w:num w:numId="19">
+  <w:num w:numId="22">
     <w:abstractNumId w:val="8"/>
   </w:num>
-  <w:num w:numId="20">
-    <w:abstractNumId w:val="2"/>
-  </w:num>
-  <w:num w:numId="21">
-    <w:abstractNumId w:val="5"/>
-  </w:num>
-  <w:num w:numId="22">
-    <w:abstractNumId w:val="6"/>
-  </w:num>
   <w:num w:numId="23">
-    <w:abstractNumId w:val="12"/>
+    <w:abstractNumId w:val="14"/>
   </w:num>
   <w:num w:numId="24">
     <w:abstractNumId w:val="1"/>
   </w:num>
   <w:num w:numId="25">
-    <w:abstractNumId w:val="14"/>
+    <w:abstractNumId w:val="17"/>
   </w:num>
   <w:num w:numId="26">
-    <w:abstractNumId w:val="20"/>
+    <w:abstractNumId w:val="23"/>
+  </w:num>
+  <w:num w:numId="27">
+    <w:abstractNumId w:val="2"/>
+  </w:num>
+  <w:num w:numId="28">
+    <w:abstractNumId w:val="16"/>
+  </w:num>
+  <w:num w:numId="29">
+    <w:abstractNumId w:val="6"/>
   </w:num>
   <w:numIdMacAtCleanup w:val="26"/>
 </w:numbering>
